--- a/public/assets/files/niestacjonarne/KSI.docx
+++ b/public/assets/files/niestacjonarne/KSI.docx
@@ -523,6 +523,7 @@
                 <w:i w:val="0"/>
                 <w:sz w:val="22"/>
               </w:rPr>
+              <w:t>I</w:t>
             </w:r>
           </w:p>
         </w:tc>
@@ -560,6 +561,7 @@
                 <w:i w:val="0"/>
                 <w:sz w:val="22"/>
               </w:rPr>
+              <w:t>specjalizacyjny</w:t>
             </w:r>
           </w:p>
         </w:tc>

--- a/public/assets/files/niestacjonarne/KSI.docx
+++ b/public/assets/files/niestacjonarne/KSI.docx
@@ -681,12 +681,22 @@
         <w:tblW w:w="5000" w:type="pct"/>
       </w:tblPr>
       <w:tblGrid>
-        <w:gridCol w:w="9972"/>
+        <w:gridCol w:w="997"/>
+        <w:gridCol w:w="997"/>
+        <w:gridCol w:w="997"/>
+        <w:gridCol w:w="997"/>
+        <w:gridCol w:w="997"/>
+        <w:gridCol w:w="997"/>
+        <w:gridCol w:w="997"/>
+        <w:gridCol w:w="997"/>
+        <w:gridCol w:w="997"/>
+        <w:gridCol w:w="997"/>
       </w:tblGrid>
       <w:tr>
         <w:tc>
           <w:tcPr>
-            <w:tcW w:type="dxa" w:w="9972"/>
+            <w:tcW w:type="dxa" w:w="9970"/>
+            <w:gridSpan w:val="10"/>
             <w:shd w:val="clear" w:color="auto" w:fill="D9D9D9"/>
           </w:tcPr>
           <w:p>
@@ -705,31 +715,34 @@
           </w:p>
         </w:tc>
       </w:tr>
-    </w:tbl>
-    <w:tbl>
-      <w:tblPr>
-        <w:tblW w:type="auto" w:w="0"/>
-        <w:tblLook w:firstColumn="1" w:firstRow="1" w:lastColumn="0" w:lastRow="0" w:noHBand="0" w:noVBand="1" w:val="04A0"/>
-        <w:tblBorders>
-          <w:top w:val="single" w:sz="4" w:space="0" w:color="000000"/>
-          <w:left w:val="single" w:sz="4" w:space="0" w:color="000000"/>
-          <w:bottom w:val="single" w:sz="4" w:space="0" w:color="000000"/>
-          <w:right w:val="single" w:sz="4" w:space="0" w:color="000000"/>
-          <w:insideH w:val="single" w:sz="4" w:space="0" w:color="000000"/>
-          <w:insideV w:val="single" w:sz="4" w:space="0" w:color="000000"/>
-        </w:tblBorders>
-        <w:tblW w:w="5000" w:type="pct"/>
-      </w:tblPr>
-      <w:tblGrid>
-        <w:gridCol w:w="2493"/>
-        <w:gridCol w:w="2493"/>
-        <w:gridCol w:w="2493"/>
-        <w:gridCol w:w="2493"/>
-      </w:tblGrid>
       <w:tr>
         <w:tc>
           <w:tcPr>
-            <w:tcW w:type="dxa" w:w="2493"/>
+            <w:tcW w:type="dxa" w:w="9970"/>
+            <w:gridSpan w:val="10"/>
+            <w:shd w:val="clear" w:color="auto" w:fill="D9D9D9"/>
+          </w:tcPr>
+          <w:p>
+            <w:pPr>
+              <w:spacing w:before="20" w:after="20"/>
+            </w:pPr>
+            <w:r>
+              <w:rPr>
+                <w:rFonts w:ascii="Aptos" w:hAnsi="Aptos"/>
+                <w:b w:val="0"/>
+                <w:i w:val="0"/>
+                <w:sz w:val="16"/>
+              </w:rPr>
+              <w:t>Wymiar godzinowy (liczba godzin w semestrze)</w:t>
+            </w:r>
+          </w:p>
+        </w:tc>
+      </w:tr>
+      <w:tr>
+        <w:tc>
+          <w:tcPr>
+            <w:tcW w:type="dxa" w:w="1994"/>
+            <w:gridSpan w:val="2"/>
             <w:shd w:val="clear" w:color="auto" w:fill="D9D9D9"/>
           </w:tcPr>
           <w:p>
@@ -749,7 +762,8 @@
         </w:tc>
         <w:tc>
           <w:tcPr>
-            <w:tcW w:type="dxa" w:w="2493"/>
+            <w:tcW w:type="dxa" w:w="2991"/>
+            <w:gridSpan w:val="3"/>
             <w:shd w:val="clear" w:color="auto" w:fill="D9D9D9"/>
           </w:tcPr>
           <w:p>
@@ -769,7 +783,8 @@
         </w:tc>
         <w:tc>
           <w:tcPr>
-            <w:tcW w:type="dxa" w:w="2493"/>
+            <w:tcW w:type="dxa" w:w="2991"/>
+            <w:gridSpan w:val="3"/>
             <w:shd w:val="clear" w:color="auto" w:fill="D9D9D9"/>
           </w:tcPr>
           <w:p>
@@ -789,7 +804,8 @@
         </w:tc>
         <w:tc>
           <w:tcPr>
-            <w:tcW w:type="dxa" w:w="2493"/>
+            <w:tcW w:type="dxa" w:w="1994"/>
+            <w:gridSpan w:val="2"/>
             <w:shd w:val="clear" w:color="auto" w:fill="D9D9D9"/>
           </w:tcPr>
           <w:p>
@@ -811,7 +827,8 @@
       <w:tr>
         <w:tc>
           <w:tcPr>
-            <w:tcW w:type="dxa" w:w="2493"/>
+            <w:tcW w:type="dxa" w:w="1994"/>
+            <w:gridSpan w:val="2"/>
           </w:tcPr>
           <w:p>
             <w:pPr>
@@ -830,7 +847,8 @@
         </w:tc>
         <w:tc>
           <w:tcPr>
-            <w:tcW w:type="dxa" w:w="2493"/>
+            <w:tcW w:type="dxa" w:w="2991"/>
+            <w:gridSpan w:val="3"/>
           </w:tcPr>
           <w:p>
             <w:pPr>
@@ -849,7 +867,8 @@
         </w:tc>
         <w:tc>
           <w:tcPr>
-            <w:tcW w:type="dxa" w:w="2493"/>
+            <w:tcW w:type="dxa" w:w="2991"/>
+            <w:gridSpan w:val="3"/>
           </w:tcPr>
           <w:p>
             <w:pPr>
@@ -868,7 +887,8 @@
         </w:tc>
         <w:tc>
           <w:tcPr>
-            <w:tcW w:type="dxa" w:w="2493"/>
+            <w:tcW w:type="dxa" w:w="1994"/>
+            <w:gridSpan w:val="2"/>
           </w:tcPr>
           <w:p>
             <w:pPr>
@@ -886,30 +906,34 @@
           </w:p>
         </w:tc>
       </w:tr>
-    </w:tbl>
-    <w:tbl>
-      <w:tblPr>
-        <w:tblW w:type="auto" w:w="0"/>
-        <w:tblLook w:firstColumn="1" w:firstRow="1" w:lastColumn="0" w:lastRow="0" w:noHBand="0" w:noVBand="1" w:val="04A0"/>
-        <w:tblBorders>
-          <w:top w:val="single" w:sz="4" w:space="0" w:color="000000"/>
-          <w:left w:val="single" w:sz="4" w:space="0" w:color="000000"/>
-          <w:bottom w:val="single" w:sz="4" w:space="0" w:color="000000"/>
-          <w:right w:val="single" w:sz="4" w:space="0" w:color="000000"/>
-          <w:insideH w:val="single" w:sz="4" w:space="0" w:color="000000"/>
-          <w:insideV w:val="single" w:sz="4" w:space="0" w:color="000000"/>
-        </w:tblBorders>
-        <w:tblW w:w="5000" w:type="pct"/>
-      </w:tblPr>
-      <w:tblGrid>
-        <w:gridCol w:w="3324"/>
-        <w:gridCol w:w="3324"/>
-        <w:gridCol w:w="3324"/>
-      </w:tblGrid>
       <w:tr>
         <w:tc>
           <w:tcPr>
-            <w:tcW w:type="dxa" w:w="3324"/>
+            <w:tcW w:type="dxa" w:w="9970"/>
+            <w:gridSpan w:val="10"/>
+            <w:shd w:val="clear" w:color="auto" w:fill="D9D9D9"/>
+          </w:tcPr>
+          <w:p>
+            <w:pPr>
+              <w:spacing w:before="20" w:after="20"/>
+            </w:pPr>
+            <w:r>
+              <w:rPr>
+                <w:rFonts w:ascii="Aptos" w:hAnsi="Aptos"/>
+                <w:b/>
+                <w:i w:val="0"/>
+                <w:sz w:val="22"/>
+              </w:rPr>
+              <w:t>Bilans ECTS</w:t>
+            </w:r>
+          </w:p>
+        </w:tc>
+      </w:tr>
+      <w:tr>
+        <w:tc>
+          <w:tcPr>
+            <w:tcW w:type="dxa" w:w="4985"/>
+            <w:gridSpan w:val="5"/>
             <w:shd w:val="clear" w:color="auto" w:fill="D9D9D9"/>
           </w:tcPr>
           <w:p>
@@ -929,7 +953,8 @@
         </w:tc>
         <w:tc>
           <w:tcPr>
-            <w:tcW w:type="dxa" w:w="3324"/>
+            <w:tcW w:type="dxa" w:w="2991"/>
+            <w:gridSpan w:val="3"/>
             <w:shd w:val="clear" w:color="auto" w:fill="D9D9D9"/>
           </w:tcPr>
           <w:p>
@@ -949,7 +974,8 @@
         </w:tc>
         <w:tc>
           <w:tcPr>
-            <w:tcW w:type="dxa" w:w="3324"/>
+            <w:tcW w:type="dxa" w:w="1994"/>
+            <w:gridSpan w:val="2"/>
             <w:shd w:val="clear" w:color="auto" w:fill="D9D9D9"/>
           </w:tcPr>
           <w:p>
@@ -971,7 +997,8 @@
       <w:tr>
         <w:tc>
           <w:tcPr>
-            <w:tcW w:type="dxa" w:w="3324"/>
+            <w:tcW w:type="dxa" w:w="4985"/>
+            <w:gridSpan w:val="5"/>
           </w:tcPr>
           <w:p>
             <w:pPr>
@@ -990,7 +1017,8 @@
         </w:tc>
         <w:tc>
           <w:tcPr>
-            <w:tcW w:type="dxa" w:w="3324"/>
+            <w:tcW w:type="dxa" w:w="2991"/>
+            <w:gridSpan w:val="3"/>
           </w:tcPr>
           <w:p>
             <w:pPr>
@@ -1009,7 +1037,8 @@
         </w:tc>
         <w:tc>
           <w:tcPr>
-            <w:tcW w:type="dxa" w:w="3324"/>
+            <w:tcW w:type="dxa" w:w="1994"/>
+            <w:gridSpan w:val="2"/>
           </w:tcPr>
           <w:p>
             <w:pPr>
@@ -1030,7 +1059,8 @@
       <w:tr>
         <w:tc>
           <w:tcPr>
-            <w:tcW w:type="dxa" w:w="3324"/>
+            <w:tcW w:type="dxa" w:w="4985"/>
+            <w:gridSpan w:val="5"/>
           </w:tcPr>
           <w:p>
             <w:pPr>
@@ -1049,7 +1079,8 @@
         </w:tc>
         <w:tc>
           <w:tcPr>
-            <w:tcW w:type="dxa" w:w="3324"/>
+            <w:tcW w:type="dxa" w:w="2991"/>
+            <w:gridSpan w:val="3"/>
           </w:tcPr>
           <w:p>
             <w:pPr>
@@ -1068,7 +1099,8 @@
         </w:tc>
         <w:tc>
           <w:tcPr>
-            <w:tcW w:type="dxa" w:w="3324"/>
+            <w:tcW w:type="dxa" w:w="1994"/>
+            <w:gridSpan w:val="2"/>
           </w:tcPr>
           <w:p>
             <w:pPr>
@@ -1089,7 +1121,29 @@
       <w:tr>
         <w:tc>
           <w:tcPr>
-            <w:tcW w:type="dxa" w:w="3324"/>
+            <w:tcW w:type="dxa" w:w="4985"/>
+            <w:gridSpan w:val="5"/>
+            <w:shd w:val="clear" w:color="auto" w:fill="D9D9D9"/>
+          </w:tcPr>
+          <w:p>
+            <w:pPr>
+              <w:spacing w:before="20" w:after="20"/>
+            </w:pPr>
+            <w:r>
+              <w:rPr>
+                <w:rFonts w:ascii="Aptos" w:hAnsi="Aptos"/>
+                <w:b/>
+                <w:i w:val="0"/>
+                <w:sz w:val="16"/>
+              </w:rPr>
+              <w:t>Opis samodzielnej pracy studenta</w:t>
+            </w:r>
+          </w:p>
+        </w:tc>
+        <w:tc>
+          <w:tcPr>
+            <w:tcW w:type="dxa" w:w="4985"/>
+            <w:gridSpan w:val="5"/>
           </w:tcPr>
           <w:p>
             <w:pPr>
@@ -1102,45 +1156,6 @@
                 <w:i w:val="0"/>
                 <w:sz w:val="22"/>
               </w:rPr>
-              <w:t>Suma</w:t>
-            </w:r>
-          </w:p>
-        </w:tc>
-        <w:tc>
-          <w:tcPr>
-            <w:tcW w:type="dxa" w:w="3324"/>
-          </w:tcPr>
-          <w:p>
-            <w:pPr>
-              <w:spacing w:before="20" w:after="20"/>
-            </w:pPr>
-            <w:r>
-              <w:rPr>
-                <w:rFonts w:ascii="Aptos" w:hAnsi="Aptos"/>
-                <w:b w:val="0"/>
-                <w:i w:val="0"/>
-                <w:sz w:val="22"/>
-              </w:rPr>
-              <w:t>125</w:t>
-            </w:r>
-          </w:p>
-        </w:tc>
-        <w:tc>
-          <w:tcPr>
-            <w:tcW w:type="dxa" w:w="3324"/>
-          </w:tcPr>
-          <w:p>
-            <w:pPr>
-              <w:spacing w:before="20" w:after="20"/>
-            </w:pPr>
-            <w:r>
-              <w:rPr>
-                <w:rFonts w:ascii="Aptos" w:hAnsi="Aptos"/>
-                <w:b w:val="0"/>
-                <w:i w:val="0"/>
-                <w:sz w:val="22"/>
-              </w:rPr>
-              <w:t>5</w:t>
             </w:r>
           </w:p>
         </w:tc>
@@ -1989,14 +2004,14 @@
         <w:tblW w:w="5000" w:type="pct"/>
       </w:tblPr>
       <w:tblGrid>
-        <w:gridCol w:w="3324"/>
-        <w:gridCol w:w="3324"/>
-        <w:gridCol w:w="3324"/>
+        <w:gridCol w:w="680"/>
+        <w:gridCol w:w="4536"/>
+        <w:gridCol w:w="4252"/>
       </w:tblGrid>
       <w:tr>
         <w:tc>
           <w:tcPr>
-            <w:tcW w:type="dxa" w:w="9972"/>
+            <w:tcW w:type="dxa" w:w="9468"/>
             <w:gridSpan w:val="3"/>
             <w:shd w:val="clear" w:color="auto" w:fill="D9D9D9"/>
           </w:tcPr>
@@ -2019,7 +2034,7 @@
       <w:tr>
         <w:tc>
           <w:tcPr>
-            <w:tcW w:type="dxa" w:w="3324"/>
+            <w:tcW w:type="dxa" w:w="680"/>
             <w:shd w:val="clear" w:color="auto" w:fill="D9D9D9"/>
           </w:tcPr>
           <w:p>
@@ -2039,7 +2054,7 @@
         </w:tc>
         <w:tc>
           <w:tcPr>
-            <w:tcW w:type="dxa" w:w="3324"/>
+            <w:tcW w:type="dxa" w:w="4536"/>
             <w:shd w:val="clear" w:color="auto" w:fill="D9D9D9"/>
           </w:tcPr>
           <w:p>
@@ -2059,7 +2074,7 @@
         </w:tc>
         <w:tc>
           <w:tcPr>
-            <w:tcW w:type="dxa" w:w="3324"/>
+            <w:tcW w:type="dxa" w:w="4252"/>
             <w:shd w:val="clear" w:color="auto" w:fill="D9D9D9"/>
           </w:tcPr>
           <w:p>
@@ -2081,7 +2096,7 @@
       <w:tr>
         <w:tc>
           <w:tcPr>
-            <w:tcW w:type="dxa" w:w="3324"/>
+            <w:tcW w:type="dxa" w:w="680"/>
           </w:tcPr>
           <w:p>
             <w:pPr>
@@ -2100,7 +2115,7 @@
         </w:tc>
         <w:tc>
           <w:tcPr>
-            <w:tcW w:type="dxa" w:w="3324"/>
+            <w:tcW w:type="dxa" w:w="4536"/>
           </w:tcPr>
           <w:p>
             <w:pPr>
@@ -2119,7 +2134,7 @@
         </w:tc>
         <w:tc>
           <w:tcPr>
-            <w:tcW w:type="dxa" w:w="3324"/>
+            <w:tcW w:type="dxa" w:w="4252"/>
           </w:tcPr>
           <w:p>
             <w:pPr>
@@ -2139,7 +2154,7 @@
       <w:tr>
         <w:tc>
           <w:tcPr>
-            <w:tcW w:type="dxa" w:w="3324"/>
+            <w:tcW w:type="dxa" w:w="680"/>
           </w:tcPr>
           <w:p>
             <w:pPr>
@@ -2158,7 +2173,7 @@
         </w:tc>
         <w:tc>
           <w:tcPr>
-            <w:tcW w:type="dxa" w:w="3324"/>
+            <w:tcW w:type="dxa" w:w="4536"/>
           </w:tcPr>
           <w:p>
             <w:pPr>
@@ -2177,7 +2192,7 @@
         </w:tc>
         <w:tc>
           <w:tcPr>
-            <w:tcW w:type="dxa" w:w="3324"/>
+            <w:tcW w:type="dxa" w:w="4252"/>
           </w:tcPr>
           <w:p>
             <w:pPr>
@@ -2197,7 +2212,7 @@
       <w:tr>
         <w:tc>
           <w:tcPr>
-            <w:tcW w:type="dxa" w:w="3324"/>
+            <w:tcW w:type="dxa" w:w="680"/>
           </w:tcPr>
           <w:p>
             <w:pPr>
@@ -2216,7 +2231,7 @@
         </w:tc>
         <w:tc>
           <w:tcPr>
-            <w:tcW w:type="dxa" w:w="3324"/>
+            <w:tcW w:type="dxa" w:w="4536"/>
           </w:tcPr>
           <w:p>
             <w:pPr>
@@ -2235,7 +2250,7 @@
         </w:tc>
         <w:tc>
           <w:tcPr>
-            <w:tcW w:type="dxa" w:w="3324"/>
+            <w:tcW w:type="dxa" w:w="4252"/>
           </w:tcPr>
           <w:p>
             <w:pPr>
@@ -2255,7 +2270,7 @@
       <w:tr>
         <w:tc>
           <w:tcPr>
-            <w:tcW w:type="dxa" w:w="3324"/>
+            <w:tcW w:type="dxa" w:w="680"/>
           </w:tcPr>
           <w:p>
             <w:pPr>
@@ -2274,7 +2289,7 @@
         </w:tc>
         <w:tc>
           <w:tcPr>
-            <w:tcW w:type="dxa" w:w="3324"/>
+            <w:tcW w:type="dxa" w:w="4536"/>
           </w:tcPr>
           <w:p>
             <w:pPr>
@@ -2293,7 +2308,7 @@
         </w:tc>
         <w:tc>
           <w:tcPr>
-            <w:tcW w:type="dxa" w:w="3324"/>
+            <w:tcW w:type="dxa" w:w="4252"/>
           </w:tcPr>
           <w:p>
             <w:pPr>
@@ -2313,7 +2328,7 @@
       <w:tr>
         <w:tc>
           <w:tcPr>
-            <w:tcW w:type="dxa" w:w="3324"/>
+            <w:tcW w:type="dxa" w:w="680"/>
           </w:tcPr>
           <w:p>
             <w:pPr>
@@ -2332,7 +2347,7 @@
         </w:tc>
         <w:tc>
           <w:tcPr>
-            <w:tcW w:type="dxa" w:w="3324"/>
+            <w:tcW w:type="dxa" w:w="4536"/>
           </w:tcPr>
           <w:p>
             <w:pPr>
@@ -2351,7 +2366,7 @@
         </w:tc>
         <w:tc>
           <w:tcPr>
-            <w:tcW w:type="dxa" w:w="3324"/>
+            <w:tcW w:type="dxa" w:w="4252"/>
           </w:tcPr>
           <w:p>
             <w:pPr>
@@ -2371,7 +2386,7 @@
       <w:tr>
         <w:tc>
           <w:tcPr>
-            <w:tcW w:type="dxa" w:w="3324"/>
+            <w:tcW w:type="dxa" w:w="680"/>
           </w:tcPr>
           <w:p>
             <w:pPr>
@@ -2390,7 +2405,7 @@
         </w:tc>
         <w:tc>
           <w:tcPr>
-            <w:tcW w:type="dxa" w:w="3324"/>
+            <w:tcW w:type="dxa" w:w="4536"/>
           </w:tcPr>
           <w:p>
             <w:pPr>
@@ -2409,7 +2424,7 @@
         </w:tc>
         <w:tc>
           <w:tcPr>
-            <w:tcW w:type="dxa" w:w="3324"/>
+            <w:tcW w:type="dxa" w:w="4252"/>
           </w:tcPr>
           <w:p>
             <w:pPr>
@@ -2429,7 +2444,7 @@
       <w:tr>
         <w:tc>
           <w:tcPr>
-            <w:tcW w:type="dxa" w:w="3324"/>
+            <w:tcW w:type="dxa" w:w="680"/>
           </w:tcPr>
           <w:p>
             <w:pPr>
@@ -2448,7 +2463,7 @@
         </w:tc>
         <w:tc>
           <w:tcPr>
-            <w:tcW w:type="dxa" w:w="3324"/>
+            <w:tcW w:type="dxa" w:w="4536"/>
           </w:tcPr>
           <w:p>
             <w:pPr>
@@ -2467,7 +2482,7 @@
         </w:tc>
         <w:tc>
           <w:tcPr>
-            <w:tcW w:type="dxa" w:w="3324"/>
+            <w:tcW w:type="dxa" w:w="4252"/>
           </w:tcPr>
           <w:p>
             <w:pPr>
@@ -2487,7 +2502,7 @@
       <w:tr>
         <w:tc>
           <w:tcPr>
-            <w:tcW w:type="dxa" w:w="3324"/>
+            <w:tcW w:type="dxa" w:w="680"/>
           </w:tcPr>
           <w:p>
             <w:pPr>
@@ -2506,7 +2521,7 @@
         </w:tc>
         <w:tc>
           <w:tcPr>
-            <w:tcW w:type="dxa" w:w="3324"/>
+            <w:tcW w:type="dxa" w:w="4536"/>
           </w:tcPr>
           <w:p>
             <w:pPr>
@@ -2525,7 +2540,7 @@
         </w:tc>
         <w:tc>
           <w:tcPr>
-            <w:tcW w:type="dxa" w:w="3324"/>
+            <w:tcW w:type="dxa" w:w="4252"/>
           </w:tcPr>
           <w:p>
             <w:pPr>
@@ -2545,7 +2560,7 @@
       <w:tr>
         <w:tc>
           <w:tcPr>
-            <w:tcW w:type="dxa" w:w="3324"/>
+            <w:tcW w:type="dxa" w:w="680"/>
           </w:tcPr>
           <w:p>
             <w:pPr>
@@ -2564,7 +2579,7 @@
         </w:tc>
         <w:tc>
           <w:tcPr>
-            <w:tcW w:type="dxa" w:w="3324"/>
+            <w:tcW w:type="dxa" w:w="4536"/>
           </w:tcPr>
           <w:p>
             <w:pPr>
@@ -2583,7 +2598,7 @@
         </w:tc>
         <w:tc>
           <w:tcPr>
-            <w:tcW w:type="dxa" w:w="3324"/>
+            <w:tcW w:type="dxa" w:w="4252"/>
           </w:tcPr>
           <w:p>
             <w:pPr>
@@ -2603,7 +2618,7 @@
       <w:tr>
         <w:tc>
           <w:tcPr>
-            <w:tcW w:type="dxa" w:w="3324"/>
+            <w:tcW w:type="dxa" w:w="680"/>
           </w:tcPr>
           <w:p>
             <w:pPr>
@@ -2622,7 +2637,7 @@
         </w:tc>
         <w:tc>
           <w:tcPr>
-            <w:tcW w:type="dxa" w:w="3324"/>
+            <w:tcW w:type="dxa" w:w="4536"/>
           </w:tcPr>
           <w:p>
             <w:pPr>
@@ -2641,7 +2656,7 @@
         </w:tc>
         <w:tc>
           <w:tcPr>
-            <w:tcW w:type="dxa" w:w="3324"/>
+            <w:tcW w:type="dxa" w:w="4252"/>
           </w:tcPr>
           <w:p>
             <w:pPr>
@@ -2661,7 +2676,7 @@
       <w:tr>
         <w:tc>
           <w:tcPr>
-            <w:tcW w:type="dxa" w:w="3324"/>
+            <w:tcW w:type="dxa" w:w="680"/>
           </w:tcPr>
           <w:p>
             <w:pPr>
@@ -2680,7 +2695,7 @@
         </w:tc>
         <w:tc>
           <w:tcPr>
-            <w:tcW w:type="dxa" w:w="3324"/>
+            <w:tcW w:type="dxa" w:w="4536"/>
           </w:tcPr>
           <w:p>
             <w:pPr>
@@ -2699,7 +2714,7 @@
         </w:tc>
         <w:tc>
           <w:tcPr>
-            <w:tcW w:type="dxa" w:w="3324"/>
+            <w:tcW w:type="dxa" w:w="4252"/>
           </w:tcPr>
           <w:p>
             <w:pPr>
@@ -2719,7 +2734,7 @@
       <w:tr>
         <w:tc>
           <w:tcPr>
-            <w:tcW w:type="dxa" w:w="3324"/>
+            <w:tcW w:type="dxa" w:w="680"/>
           </w:tcPr>
           <w:p>
             <w:pPr>
@@ -2738,7 +2753,7 @@
         </w:tc>
         <w:tc>
           <w:tcPr>
-            <w:tcW w:type="dxa" w:w="3324"/>
+            <w:tcW w:type="dxa" w:w="4536"/>
           </w:tcPr>
           <w:p>
             <w:pPr>
@@ -2757,7 +2772,7 @@
         </w:tc>
         <w:tc>
           <w:tcPr>
-            <w:tcW w:type="dxa" w:w="3324"/>
+            <w:tcW w:type="dxa" w:w="4252"/>
           </w:tcPr>
           <w:p>
             <w:pPr>
@@ -2777,7 +2792,7 @@
       <w:tr>
         <w:tc>
           <w:tcPr>
-            <w:tcW w:type="dxa" w:w="3324"/>
+            <w:tcW w:type="dxa" w:w="680"/>
           </w:tcPr>
           <w:p>
             <w:pPr>
@@ -2796,7 +2811,7 @@
         </w:tc>
         <w:tc>
           <w:tcPr>
-            <w:tcW w:type="dxa" w:w="3324"/>
+            <w:tcW w:type="dxa" w:w="4536"/>
           </w:tcPr>
           <w:p>
             <w:pPr>
@@ -2815,7 +2830,7 @@
         </w:tc>
         <w:tc>
           <w:tcPr>
-            <w:tcW w:type="dxa" w:w="3324"/>
+            <w:tcW w:type="dxa" w:w="4252"/>
           </w:tcPr>
           <w:p>
             <w:pPr>
@@ -2835,7 +2850,7 @@
       <w:tr>
         <w:tc>
           <w:tcPr>
-            <w:tcW w:type="dxa" w:w="3324"/>
+            <w:tcW w:type="dxa" w:w="680"/>
           </w:tcPr>
           <w:p>
             <w:pPr>
@@ -2854,7 +2869,7 @@
         </w:tc>
         <w:tc>
           <w:tcPr>
-            <w:tcW w:type="dxa" w:w="3324"/>
+            <w:tcW w:type="dxa" w:w="4536"/>
           </w:tcPr>
           <w:p>
             <w:pPr>
@@ -2873,7 +2888,7 @@
         </w:tc>
         <w:tc>
           <w:tcPr>
-            <w:tcW w:type="dxa" w:w="3324"/>
+            <w:tcW w:type="dxa" w:w="4252"/>
           </w:tcPr>
           <w:p>
             <w:pPr>
@@ -2893,7 +2908,7 @@
       <w:tr>
         <w:tc>
           <w:tcPr>
-            <w:tcW w:type="dxa" w:w="3324"/>
+            <w:tcW w:type="dxa" w:w="680"/>
           </w:tcPr>
           <w:p>
             <w:pPr>
@@ -2912,7 +2927,7 @@
         </w:tc>
         <w:tc>
           <w:tcPr>
-            <w:tcW w:type="dxa" w:w="3324"/>
+            <w:tcW w:type="dxa" w:w="4536"/>
           </w:tcPr>
           <w:p>
             <w:pPr>
@@ -2931,7 +2946,7 @@
         </w:tc>
         <w:tc>
           <w:tcPr>
-            <w:tcW w:type="dxa" w:w="3324"/>
+            <w:tcW w:type="dxa" w:w="4252"/>
           </w:tcPr>
           <w:p>
             <w:pPr>
@@ -3360,6 +3375,7 @@
                 <w:i w:val="0"/>
                 <w:sz w:val="22"/>
               </w:rPr>
+              <w:t>Laboratorium – zaliczenie z oceną:; Ocena ciągła na podstawie sprawozdań z zajęć laboratoryjnych (40% oceny końcowej laboratorium).; Projekt końcowy: skonteneryzowanie wielokomponentowej aplikacji webowej (frontend, backend, baza danych) z użyciem Docker Compose oraz wdrożenie jej na lokalny klaster Kubernetes z konfiguracją Ingress i zmiennymi środowiskowymi (60% oceny końcowej laboratorium).; Warunkiem zaliczenia laboratorium jest oddanie wszystkich sprawozdań oraz obrona projektu końcowego.; Ocena końcowa przedmiotu: średnia ważona oceny z egzaminu (60%) i oceny z laboratorium (40%).</w:t>
             </w:r>
           </w:p>
         </w:tc>
@@ -3417,6 +3433,7 @@
                 <w:i w:val="0"/>
                 <w:sz w:val="22"/>
               </w:rPr>
+              <w:t>Laboratorium – zaliczenie z oceną:; Ocena ciągła na podstawie sprawozdań z zajęć laboratoryjnych (40% oceny końcowej laboratorium).; Projekt końcowy: skonteneryzowanie wielokomponentowej aplikacji webowej (frontend, backend, baza danych) z użyciem Docker Compose oraz wdrożenie jej na lokalny klaster Kubernetes z konfiguracją Ingress i zmiennymi środowiskowymi (60% oceny końcowej laboratorium).; Warunkiem zaliczenia laboratorium jest oddanie wszystkich sprawozdań oraz obrona projektu końcowego.; Ocena końcowa przedmiotu: średnia ważona oceny z egzaminu (60%) i oceny z laboratorium (40%).</w:t>
             </w:r>
           </w:p>
         </w:tc>
@@ -3474,6 +3491,7 @@
                 <w:i w:val="0"/>
                 <w:sz w:val="22"/>
               </w:rPr>
+              <w:t>Laboratorium – zaliczenie z oceną:; Ocena ciągła na podstawie sprawozdań z zajęć laboratoryjnych (40% oceny końcowej laboratorium).; Projekt końcowy: skonteneryzowanie wielokomponentowej aplikacji webowej (frontend, backend, baza danych) z użyciem Docker Compose oraz wdrożenie jej na lokalny klaster Kubernetes z konfiguracją Ingress i zmiennymi środowiskowymi (60% oceny końcowej laboratorium).; Warunkiem zaliczenia laboratorium jest oddanie wszystkich sprawozdań oraz obrona projektu końcowego.; Ocena końcowa przedmiotu: średnia ważona oceny z egzaminu (60%) i oceny z laboratorium (40%).</w:t>
             </w:r>
           </w:p>
         </w:tc>
@@ -3531,6 +3549,7 @@
                 <w:i w:val="0"/>
                 <w:sz w:val="22"/>
               </w:rPr>
+              <w:t>Laboratorium – zaliczenie z oceną:; Ocena ciągła na podstawie sprawozdań z zajęć laboratoryjnych (40% oceny końcowej laboratorium).; Projekt końcowy: skonteneryzowanie wielokomponentowej aplikacji webowej (frontend, backend, baza danych) z użyciem Docker Compose oraz wdrożenie jej na lokalny klaster Kubernetes z konfiguracją Ingress i zmiennymi środowiskowymi (60% oceny końcowej laboratorium).; Warunkiem zaliczenia laboratorium jest oddanie wszystkich sprawozdań oraz obrona projektu końcowego.; Ocena końcowa przedmiotu: średnia ważona oceny z egzaminu (60%) i oceny z laboratorium (40%).</w:t>
             </w:r>
           </w:p>
         </w:tc>
@@ -3588,6 +3607,7 @@
                 <w:i w:val="0"/>
                 <w:sz w:val="22"/>
               </w:rPr>
+              <w:t>Laboratorium – zaliczenie z oceną:; Ocena ciągła na podstawie sprawozdań z zajęć laboratoryjnych (40% oceny końcowej laboratorium).; Projekt końcowy: skonteneryzowanie wielokomponentowej aplikacji webowej (frontend, backend, baza danych) z użyciem Docker Compose oraz wdrożenie jej na lokalny klaster Kubernetes z konfiguracją Ingress i zmiennymi środowiskowymi (60% oceny końcowej laboratorium).; Warunkiem zaliczenia laboratorium jest oddanie wszystkich sprawozdań oraz obrona projektu końcowego.; Ocena końcowa przedmiotu: średnia ważona oceny z egzaminu (60%) i oceny z laboratorium (40%).</w:t>
             </w:r>
           </w:p>
         </w:tc>
@@ -3645,6 +3665,7 @@
                 <w:i w:val="0"/>
                 <w:sz w:val="22"/>
               </w:rPr>
+              <w:t>Laboratorium – zaliczenie z oceną:; Ocena ciągła na podstawie sprawozdań z zajęć laboratoryjnych (40% oceny końcowej laboratorium).; Projekt końcowy: skonteneryzowanie wielokomponentowej aplikacji webowej (frontend, backend, baza danych) z użyciem Docker Compose oraz wdrożenie jej na lokalny klaster Kubernetes z konfiguracją Ingress i zmiennymi środowiskowymi (60% oceny końcowej laboratorium).; Warunkiem zaliczenia laboratorium jest oddanie wszystkich sprawozdań oraz obrona projektu końcowego.; Ocena końcowa przedmiotu: średnia ważona oceny z egzaminu (60%) i oceny z laboratorium (40%).</w:t>
             </w:r>
           </w:p>
         </w:tc>
@@ -3702,6 +3723,7 @@
                 <w:i w:val="0"/>
                 <w:sz w:val="22"/>
               </w:rPr>
+              <w:t>Laboratorium – zaliczenie z oceną:; Ocena ciągła na podstawie sprawozdań z zajęć laboratoryjnych (40% oceny końcowej laboratorium).; Projekt końcowy: skonteneryzowanie wielokomponentowej aplikacji webowej (frontend, backend, baza danych) z użyciem Docker Compose oraz wdrożenie jej na lokalny klaster Kubernetes z konfiguracją Ingress i zmiennymi środowiskowymi (60% oceny końcowej laboratorium).; Warunkiem zaliczenia laboratorium jest oddanie wszystkich sprawozdań oraz obrona projektu końcowego.; Ocena końcowa przedmiotu: średnia ważona oceny z egzaminu (60%) i oceny z laboratorium (40%).</w:t>
             </w:r>
           </w:p>
         </w:tc>
@@ -3759,6 +3781,7 @@
                 <w:i w:val="0"/>
                 <w:sz w:val="22"/>
               </w:rPr>
+              <w:t>Laboratorium – zaliczenie z oceną:; Ocena ciągła na podstawie sprawozdań z zajęć laboratoryjnych (40% oceny końcowej laboratorium).; Projekt końcowy: skonteneryzowanie wielokomponentowej aplikacji webowej (frontend, backend, baza danych) z użyciem Docker Compose oraz wdrożenie jej na lokalny klaster Kubernetes z konfiguracją Ingress i zmiennymi środowiskowymi (60% oceny końcowej laboratorium).; Warunkiem zaliczenia laboratorium jest oddanie wszystkich sprawozdań oraz obrona projektu końcowego.; Ocena końcowa przedmiotu: średnia ważona oceny z egzaminu (60%) i oceny z laboratorium (40%).</w:t>
             </w:r>
           </w:p>
         </w:tc>
@@ -3816,6 +3839,7 @@
                 <w:i w:val="0"/>
                 <w:sz w:val="22"/>
               </w:rPr>
+              <w:t>Laboratorium – zaliczenie z oceną:; Ocena ciągła na podstawie sprawozdań z zajęć laboratoryjnych (40% oceny końcowej laboratorium).; Projekt końcowy: skonteneryzowanie wielokomponentowej aplikacji webowej (frontend, backend, baza danych) z użyciem Docker Compose oraz wdrożenie jej na lokalny klaster Kubernetes z konfiguracją Ingress i zmiennymi środowiskowymi (60% oceny końcowej laboratorium).; Warunkiem zaliczenia laboratorium jest oddanie wszystkich sprawozdań oraz obrona projektu końcowego.; Ocena końcowa przedmiotu: średnia ważona oceny z egzaminu (60%) i oceny z laboratorium (40%).</w:t>
             </w:r>
           </w:p>
         </w:tc>
@@ -3873,6 +3897,7 @@
                 <w:i w:val="0"/>
                 <w:sz w:val="22"/>
               </w:rPr>
+              <w:t>Laboratorium – zaliczenie z oceną:; Ocena ciągła na podstawie sprawozdań z zajęć laboratoryjnych (40% oceny końcowej laboratorium).; Projekt końcowy: skonteneryzowanie wielokomponentowej aplikacji webowej (frontend, backend, baza danych) z użyciem Docker Compose oraz wdrożenie jej na lokalny klaster Kubernetes z konfiguracją Ingress i zmiennymi środowiskowymi (60% oceny końcowej laboratorium).; Warunkiem zaliczenia laboratorium jest oddanie wszystkich sprawozdań oraz obrona projektu końcowego.; Ocena końcowa przedmiotu: średnia ważona oceny z egzaminu (60%) i oceny z laboratorium (40%).</w:t>
             </w:r>
           </w:p>
         </w:tc>
@@ -4035,6 +4060,7 @@
                 <w:i w:val="0"/>
                 <w:sz w:val="22"/>
               </w:rPr>
+              <w:t>Laboratorium – zaliczenie z oceną:; Ocena ciągła na podstawie sprawozdań z zajęć laboratoryjnych (40% oceny końcowej laboratorium).; Projekt końcowy: skonteneryzowanie wielokomponentowej aplikacji webowej (frontend, backend, baza danych) z użyciem Docker Compose oraz wdrożenie jej na lokalny klaster Kubernetes z konfiguracją Ingress i zmiennymi środowiskowymi (60% oceny końcowej laboratorium).; Warunkiem zaliczenia laboratorium jest oddanie wszystkich sprawozdań oraz obrona projektu końcowego.; Ocena końcowa przedmiotu: średnia ważona oceny z egzaminu (60%) i oceny z laboratorium (40%).</w:t>
             </w:r>
           </w:p>
         </w:tc>
@@ -4092,6 +4118,7 @@
                 <w:i w:val="0"/>
                 <w:sz w:val="22"/>
               </w:rPr>
+              <w:t>Laboratorium – zaliczenie z oceną:; Ocena ciągła na podstawie sprawozdań z zajęć laboratoryjnych (40% oceny końcowej laboratorium).; Projekt końcowy: skonteneryzowanie wielokomponentowej aplikacji webowej (frontend, backend, baza danych) z użyciem Docker Compose oraz wdrożenie jej na lokalny klaster Kubernetes z konfiguracją Ingress i zmiennymi środowiskowymi (60% oceny końcowej laboratorium).; Warunkiem zaliczenia laboratorium jest oddanie wszystkich sprawozdań oraz obrona projektu końcowego.; Ocena końcowa przedmiotu: średnia ważona oceny z egzaminu (60%) i oceny z laboratorium (40%).</w:t>
             </w:r>
           </w:p>
         </w:tc>
@@ -4149,6 +4176,7 @@
                 <w:i w:val="0"/>
                 <w:sz w:val="22"/>
               </w:rPr>
+              <w:t>Laboratorium – zaliczenie z oceną:; Ocena ciągła na podstawie sprawozdań z zajęć laboratoryjnych (40% oceny końcowej laboratorium).; Projekt końcowy: skonteneryzowanie wielokomponentowej aplikacji webowej (frontend, backend, baza danych) z użyciem Docker Compose oraz wdrożenie jej na lokalny klaster Kubernetes z konfiguracją Ingress i zmiennymi środowiskowymi (60% oceny końcowej laboratorium).; Warunkiem zaliczenia laboratorium jest oddanie wszystkich sprawozdań oraz obrona projektu końcowego.; Ocena końcowa przedmiotu: średnia ważona oceny z egzaminu (60%) i oceny z laboratorium (40%).</w:t>
             </w:r>
           </w:p>
         </w:tc>
@@ -4206,6 +4234,7 @@
                 <w:i w:val="0"/>
                 <w:sz w:val="22"/>
               </w:rPr>
+              <w:t>Laboratorium – zaliczenie z oceną:; Ocena ciągła na podstawie sprawozdań z zajęć laboratoryjnych (40% oceny końcowej laboratorium).; Projekt końcowy: skonteneryzowanie wielokomponentowej aplikacji webowej (frontend, backend, baza danych) z użyciem Docker Compose oraz wdrożenie jej na lokalny klaster Kubernetes z konfiguracją Ingress i zmiennymi środowiskowymi (60% oceny końcowej laboratorium).; Warunkiem zaliczenia laboratorium jest oddanie wszystkich sprawozdań oraz obrona projektu końcowego.; Ocena końcowa przedmiotu: średnia ważona oceny z egzaminu (60%) i oceny z laboratorium (40%).</w:t>
             </w:r>
           </w:p>
         </w:tc>
@@ -4263,6 +4292,7 @@
                 <w:i w:val="0"/>
                 <w:sz w:val="22"/>
               </w:rPr>
+              <w:t>Laboratorium – zaliczenie z oceną:; Ocena ciągła na podstawie sprawozdań z zajęć laboratoryjnych (40% oceny końcowej laboratorium).; Projekt końcowy: skonteneryzowanie wielokomponentowej aplikacji webowej (frontend, backend, baza danych) z użyciem Docker Compose oraz wdrożenie jej na lokalny klaster Kubernetes z konfiguracją Ingress i zmiennymi środowiskowymi (60% oceny końcowej laboratorium).; Warunkiem zaliczenia laboratorium jest oddanie wszystkich sprawozdań oraz obrona projektu końcowego.; Ocena końcowa przedmiotu: średnia ważona oceny z egzaminu (60%) i oceny z laboratorium (40%).</w:t>
             </w:r>
           </w:p>
         </w:tc>
@@ -4320,6 +4350,7 @@
                 <w:i w:val="0"/>
                 <w:sz w:val="22"/>
               </w:rPr>
+              <w:t>Laboratorium – zaliczenie z oceną:; Ocena ciągła na podstawie sprawozdań z zajęć laboratoryjnych (40% oceny końcowej laboratorium).; Projekt końcowy: skonteneryzowanie wielokomponentowej aplikacji webowej (frontend, backend, baza danych) z użyciem Docker Compose oraz wdrożenie jej na lokalny klaster Kubernetes z konfiguracją Ingress i zmiennymi środowiskowymi (60% oceny końcowej laboratorium).; Warunkiem zaliczenia laboratorium jest oddanie wszystkich sprawozdań oraz obrona projektu końcowego.; Ocena końcowa przedmiotu: średnia ważona oceny z egzaminu (60%) i oceny z laboratorium (40%).</w:t>
             </w:r>
           </w:p>
         </w:tc>
@@ -4377,6 +4408,7 @@
                 <w:i w:val="0"/>
                 <w:sz w:val="22"/>
               </w:rPr>
+              <w:t>Laboratorium – zaliczenie z oceną:; Ocena ciągła na podstawie sprawozdań z zajęć laboratoryjnych (40% oceny końcowej laboratorium).; Projekt końcowy: skonteneryzowanie wielokomponentowej aplikacji webowej (frontend, backend, baza danych) z użyciem Docker Compose oraz wdrożenie jej na lokalny klaster Kubernetes z konfiguracją Ingress i zmiennymi środowiskowymi (60% oceny końcowej laboratorium).; Warunkiem zaliczenia laboratorium jest oddanie wszystkich sprawozdań oraz obrona projektu końcowego.; Ocena końcowa przedmiotu: średnia ważona oceny z egzaminu (60%) i oceny z laboratorium (40%).</w:t>
             </w:r>
           </w:p>
         </w:tc>
@@ -4434,6 +4466,7 @@
                 <w:i w:val="0"/>
                 <w:sz w:val="22"/>
               </w:rPr>
+              <w:t>Laboratorium – zaliczenie z oceną:; Ocena ciągła na podstawie sprawozdań z zajęć laboratoryjnych (40% oceny końcowej laboratorium).; Projekt końcowy: skonteneryzowanie wielokomponentowej aplikacji webowej (frontend, backend, baza danych) z użyciem Docker Compose oraz wdrożenie jej na lokalny klaster Kubernetes z konfiguracją Ingress i zmiennymi środowiskowymi (60% oceny końcowej laboratorium).; Warunkiem zaliczenia laboratorium jest oddanie wszystkich sprawozdań oraz obrona projektu końcowego.; Ocena końcowa przedmiotu: średnia ważona oceny z egzaminu (60%) i oceny z laboratorium (40%).</w:t>
             </w:r>
           </w:p>
         </w:tc>
@@ -4491,6 +4524,7 @@
                 <w:i w:val="0"/>
                 <w:sz w:val="22"/>
               </w:rPr>
+              <w:t>Laboratorium – zaliczenie z oceną:; Ocena ciągła na podstawie sprawozdań z zajęć laboratoryjnych (40% oceny końcowej laboratorium).; Projekt końcowy: skonteneryzowanie wielokomponentowej aplikacji webowej (frontend, backend, baza danych) z użyciem Docker Compose oraz wdrożenie jej na lokalny klaster Kubernetes z konfiguracją Ingress i zmiennymi środowiskowymi (60% oceny końcowej laboratorium).; Warunkiem zaliczenia laboratorium jest oddanie wszystkich sprawozdań oraz obrona projektu końcowego.; Ocena końcowa przedmiotu: średnia ważona oceny z egzaminu (60%) i oceny z laboratorium (40%).</w:t>
             </w:r>
           </w:p>
         </w:tc>
@@ -4548,6 +4582,7 @@
                 <w:i w:val="0"/>
                 <w:sz w:val="22"/>
               </w:rPr>
+              <w:t>Laboratorium – zaliczenie z oceną:; Ocena ciągła na podstawie sprawozdań z zajęć laboratoryjnych (40% oceny końcowej laboratorium).; Projekt końcowy: skonteneryzowanie wielokomponentowej aplikacji webowej (frontend, backend, baza danych) z użyciem Docker Compose oraz wdrożenie jej na lokalny klaster Kubernetes z konfiguracją Ingress i zmiennymi środowiskowymi (60% oceny końcowej laboratorium).; Warunkiem zaliczenia laboratorium jest oddanie wszystkich sprawozdań oraz obrona projektu końcowego.; Ocena końcowa przedmiotu: średnia ważona oceny z egzaminu (60%) i oceny z laboratorium (40%).</w:t>
             </w:r>
           </w:p>
         </w:tc>
@@ -4710,6 +4745,7 @@
                 <w:i w:val="0"/>
                 <w:sz w:val="22"/>
               </w:rPr>
+              <w:t>Laboratorium – zaliczenie z oceną:; Ocena ciągła na podstawie sprawozdań z zajęć laboratoryjnych (40% oceny końcowej laboratorium).; Projekt końcowy: skonteneryzowanie wielokomponentowej aplikacji webowej (frontend, backend, baza danych) z użyciem Docker Compose oraz wdrożenie jej na lokalny klaster Kubernetes z konfiguracją Ingress i zmiennymi środowiskowymi (60% oceny końcowej laboratorium).; Warunkiem zaliczenia laboratorium jest oddanie wszystkich sprawozdań oraz obrona projektu końcowego.; Ocena końcowa przedmiotu: średnia ważona oceny z egzaminu (60%) i oceny z laboratorium (40%).</w:t>
             </w:r>
           </w:p>
         </w:tc>
@@ -4767,6 +4803,7 @@
                 <w:i w:val="0"/>
                 <w:sz w:val="22"/>
               </w:rPr>
+              <w:t>Laboratorium – zaliczenie z oceną:; Ocena ciągła na podstawie sprawozdań z zajęć laboratoryjnych (40% oceny końcowej laboratorium).; Projekt końcowy: skonteneryzowanie wielokomponentowej aplikacji webowej (frontend, backend, baza danych) z użyciem Docker Compose oraz wdrożenie jej na lokalny klaster Kubernetes z konfiguracją Ingress i zmiennymi środowiskowymi (60% oceny końcowej laboratorium).; Warunkiem zaliczenia laboratorium jest oddanie wszystkich sprawozdań oraz obrona projektu końcowego.; Ocena końcowa przedmiotu: średnia ważona oceny z egzaminu (60%) i oceny z laboratorium (40%).</w:t>
             </w:r>
           </w:p>
         </w:tc>
@@ -4824,6 +4861,7 @@
                 <w:i w:val="0"/>
                 <w:sz w:val="22"/>
               </w:rPr>
+              <w:t>Laboratorium – zaliczenie z oceną:; Ocena ciągła na podstawie sprawozdań z zajęć laboratoryjnych (40% oceny końcowej laboratorium).; Projekt końcowy: skonteneryzowanie wielokomponentowej aplikacji webowej (frontend, backend, baza danych) z użyciem Docker Compose oraz wdrożenie jej na lokalny klaster Kubernetes z konfiguracją Ingress i zmiennymi środowiskowymi (60% oceny końcowej laboratorium).; Warunkiem zaliczenia laboratorium jest oddanie wszystkich sprawozdań oraz obrona projektu końcowego.; Ocena końcowa przedmiotu: średnia ważona oceny z egzaminu (60%) i oceny z laboratorium (40%).</w:t>
             </w:r>
           </w:p>
         </w:tc>
@@ -4929,62 +4967,6 @@
                 <w:sz w:val="16"/>
               </w:rPr>
               <w:t>Wyposażenie specjalistyczne konieczne do realizacji przedmiotu</w:t>
-            </w:r>
-          </w:p>
-        </w:tc>
-      </w:tr>
-      <w:tr>
-        <w:tc>
-          <w:tcPr>
-            <w:tcW w:type="dxa" w:w="3324"/>
-          </w:tcPr>
-          <w:p>
-            <w:pPr>
-              <w:spacing w:before="20" w:after="20"/>
-            </w:pPr>
-            <w:r>
-              <w:rPr>
-                <w:rFonts w:ascii="Aptos" w:hAnsi="Aptos"/>
-                <w:b w:val="0"/>
-                <w:i w:val="0"/>
-                <w:sz w:val="22"/>
-              </w:rPr>
-            </w:r>
-          </w:p>
-        </w:tc>
-        <w:tc>
-          <w:tcPr>
-            <w:tcW w:type="dxa" w:w="3324"/>
-          </w:tcPr>
-          <w:p>
-            <w:pPr>
-              <w:spacing w:before="20" w:after="20"/>
-            </w:pPr>
-            <w:r>
-              <w:rPr>
-                <w:rFonts w:ascii="Aptos" w:hAnsi="Aptos"/>
-                <w:b w:val="0"/>
-                <w:i w:val="0"/>
-                <w:sz w:val="22"/>
-              </w:rPr>
-            </w:r>
-          </w:p>
-        </w:tc>
-        <w:tc>
-          <w:tcPr>
-            <w:tcW w:type="dxa" w:w="3324"/>
-          </w:tcPr>
-          <w:p>
-            <w:pPr>
-              <w:spacing w:before="20" w:after="20"/>
-            </w:pPr>
-            <w:r>
-              <w:rPr>
-                <w:rFonts w:ascii="Aptos" w:hAnsi="Aptos"/>
-                <w:b w:val="0"/>
-                <w:i w:val="0"/>
-                <w:sz w:val="22"/>
-              </w:rPr>
             </w:r>
           </w:p>
         </w:tc>

--- a/public/assets/files/niestacjonarne/KSI.docx
+++ b/public/assets/files/niestacjonarne/KSI.docx
@@ -1156,6 +1156,7 @@
                 <w:i w:val="0"/>
                 <w:sz w:val="22"/>
               </w:rPr>
+              <w:t>Konteneryzacja aplikacji webowych z użyciem Docker i Docker Compose; konfiguracja klastra Kubernetes; przygotowanie sprawozdań i projektu końcowego.</w:t>
             </w:r>
           </w:p>
         </w:tc>
@@ -1568,55 +1569,7 @@
                 <w:rFonts w:ascii="Aptos" w:hAnsi="Aptos"/>
                 <w:sz w:val="22"/>
               </w:rPr>
-              <w:t>1. Laboratorium – zaliczenie z oceną:</w:t>
-            </w:r>
-          </w:p>
-          <w:p>
-            <w:pPr>
-              <w:spacing w:before="20" w:after="20"/>
-            </w:pPr>
-            <w:r>
-              <w:rPr>
-                <w:rFonts w:ascii="Aptos" w:hAnsi="Aptos"/>
-                <w:sz w:val="22"/>
-              </w:rPr>
-              <w:t>2. Ocena ciągła na podstawie sprawozdań z zajęć laboratoryjnych (40% oceny końcowej laboratorium).</w:t>
-            </w:r>
-          </w:p>
-          <w:p>
-            <w:pPr>
-              <w:spacing w:before="20" w:after="20"/>
-            </w:pPr>
-            <w:r>
-              <w:rPr>
-                <w:rFonts w:ascii="Aptos" w:hAnsi="Aptos"/>
-                <w:sz w:val="22"/>
-              </w:rPr>
-              <w:t>3. Projekt końcowy: skonteneryzowanie wielokomponentowej aplikacji webowej (frontend, backend, baza danych) z użyciem Docker Compose oraz wdrożenie jej na lokalny klaster Kubernetes z konfiguracją Ingress i zmiennymi środowiskowymi (60% oceny końcowej laboratorium).</w:t>
-            </w:r>
-          </w:p>
-          <w:p>
-            <w:pPr>
-              <w:spacing w:before="20" w:after="20"/>
-            </w:pPr>
-            <w:r>
-              <w:rPr>
-                <w:rFonts w:ascii="Aptos" w:hAnsi="Aptos"/>
-                <w:sz w:val="22"/>
-              </w:rPr>
-              <w:t>4. Warunkiem zaliczenia laboratorium jest oddanie wszystkich sprawozdań oraz obrona projektu końcowego.</w:t>
-            </w:r>
-          </w:p>
-          <w:p>
-            <w:pPr>
-              <w:spacing w:before="20" w:after="20"/>
-            </w:pPr>
-            <w:r>
-              <w:rPr>
-                <w:rFonts w:ascii="Aptos" w:hAnsi="Aptos"/>
-                <w:sz w:val="22"/>
-              </w:rPr>
-              <w:t>5. Ocena końcowa przedmiotu: średnia ważona oceny z egzaminu (60%) i oceny z laboratorium (40%).</w:t>
+              <w:t>1. egzamin pisemny z zadaniami problemowymi</w:t>
             </w:r>
           </w:p>
         </w:tc>
@@ -1633,7 +1586,7 @@
                 <w:rFonts w:ascii="Aptos" w:hAnsi="Aptos"/>
                 <w:sz w:val="22"/>
               </w:rPr>
-              <w:t>1. Laboratorium – zaliczenie z oceną:</w:t>
+              <w:t>1. raport z wykonanego zadania</w:t>
             </w:r>
           </w:p>
           <w:p>
@@ -1645,7 +1598,7 @@
                 <w:rFonts w:ascii="Aptos" w:hAnsi="Aptos"/>
                 <w:sz w:val="22"/>
               </w:rPr>
-              <w:t>2. Ocena ciągła na podstawie sprawozdań z zajęć laboratoryjnych (40% oceny końcowej laboratorium).</w:t>
+              <w:t>2. prezentacja projektu i dokumentacji</w:t>
             </w:r>
           </w:p>
           <w:p>
@@ -1657,31 +1610,7 @@
                 <w:rFonts w:ascii="Aptos" w:hAnsi="Aptos"/>
                 <w:sz w:val="22"/>
               </w:rPr>
-              <w:t>3. Projekt końcowy: skonteneryzowanie wielokomponentowej aplikacji webowej (frontend, backend, baza danych) z użyciem Docker Compose oraz wdrożenie jej na lokalny klaster Kubernetes z konfiguracją Ingress i zmiennymi środowiskowymi (60% oceny końcowej laboratorium).</w:t>
-            </w:r>
-          </w:p>
-          <w:p>
-            <w:pPr>
-              <w:spacing w:before="20" w:after="20"/>
-            </w:pPr>
-            <w:r>
-              <w:rPr>
-                <w:rFonts w:ascii="Aptos" w:hAnsi="Aptos"/>
-                <w:sz w:val="22"/>
-              </w:rPr>
-              <w:t>4. Warunkiem zaliczenia laboratorium jest oddanie wszystkich sprawozdań oraz obrona projektu końcowego.</w:t>
-            </w:r>
-          </w:p>
-          <w:p>
-            <w:pPr>
-              <w:spacing w:before="20" w:after="20"/>
-            </w:pPr>
-            <w:r>
-              <w:rPr>
-                <w:rFonts w:ascii="Aptos" w:hAnsi="Aptos"/>
-                <w:sz w:val="22"/>
-              </w:rPr>
-              <w:t>5. Ocena końcowa przedmiotu: średnia ważona oceny z egzaminu (60%) i oceny z laboratorium (40%).</w:t>
+              <w:t>3. obrona projektu</w:t>
             </w:r>
           </w:p>
         </w:tc>
@@ -3375,7 +3304,7 @@
                 <w:i w:val="0"/>
                 <w:sz w:val="22"/>
               </w:rPr>
-              <w:t>Laboratorium – zaliczenie z oceną:; Ocena ciągła na podstawie sprawozdań z zajęć laboratoryjnych (40% oceny końcowej laboratorium).; Projekt końcowy: skonteneryzowanie wielokomponentowej aplikacji webowej (frontend, backend, baza danych) z użyciem Docker Compose oraz wdrożenie jej na lokalny klaster Kubernetes z konfiguracją Ingress i zmiennymi środowiskowymi (60% oceny końcowej laboratorium).; Warunkiem zaliczenia laboratorium jest oddanie wszystkich sprawozdań oraz obrona projektu końcowego.; Ocena końcowa przedmiotu: średnia ważona oceny z egzaminu (60%) i oceny z laboratorium (40%).</w:t>
+              <w:t>egzamin pisemny z zadaniami problemowymi; raport z wykonanego zadania; prezentacja projektu i dokumentacji; obrona projektu</w:t>
             </w:r>
           </w:p>
         </w:tc>
@@ -3433,7 +3362,7 @@
                 <w:i w:val="0"/>
                 <w:sz w:val="22"/>
               </w:rPr>
-              <w:t>Laboratorium – zaliczenie z oceną:; Ocena ciągła na podstawie sprawozdań z zajęć laboratoryjnych (40% oceny końcowej laboratorium).; Projekt końcowy: skonteneryzowanie wielokomponentowej aplikacji webowej (frontend, backend, baza danych) z użyciem Docker Compose oraz wdrożenie jej na lokalny klaster Kubernetes z konfiguracją Ingress i zmiennymi środowiskowymi (60% oceny końcowej laboratorium).; Warunkiem zaliczenia laboratorium jest oddanie wszystkich sprawozdań oraz obrona projektu końcowego.; Ocena końcowa przedmiotu: średnia ważona oceny z egzaminu (60%) i oceny z laboratorium (40%).</w:t>
+              <w:t>egzamin pisemny z zadaniami problemowymi; raport z wykonanego zadania; prezentacja projektu i dokumentacji; obrona projektu</w:t>
             </w:r>
           </w:p>
         </w:tc>
@@ -3491,7 +3420,7 @@
                 <w:i w:val="0"/>
                 <w:sz w:val="22"/>
               </w:rPr>
-              <w:t>Laboratorium – zaliczenie z oceną:; Ocena ciągła na podstawie sprawozdań z zajęć laboratoryjnych (40% oceny końcowej laboratorium).; Projekt końcowy: skonteneryzowanie wielokomponentowej aplikacji webowej (frontend, backend, baza danych) z użyciem Docker Compose oraz wdrożenie jej na lokalny klaster Kubernetes z konfiguracją Ingress i zmiennymi środowiskowymi (60% oceny końcowej laboratorium).; Warunkiem zaliczenia laboratorium jest oddanie wszystkich sprawozdań oraz obrona projektu końcowego.; Ocena końcowa przedmiotu: średnia ważona oceny z egzaminu (60%) i oceny z laboratorium (40%).</w:t>
+              <w:t>egzamin pisemny z zadaniami problemowymi; raport z wykonanego zadania; prezentacja projektu i dokumentacji; obrona projektu</w:t>
             </w:r>
           </w:p>
         </w:tc>
@@ -3549,7 +3478,7 @@
                 <w:i w:val="0"/>
                 <w:sz w:val="22"/>
               </w:rPr>
-              <w:t>Laboratorium – zaliczenie z oceną:; Ocena ciągła na podstawie sprawozdań z zajęć laboratoryjnych (40% oceny końcowej laboratorium).; Projekt końcowy: skonteneryzowanie wielokomponentowej aplikacji webowej (frontend, backend, baza danych) z użyciem Docker Compose oraz wdrożenie jej na lokalny klaster Kubernetes z konfiguracją Ingress i zmiennymi środowiskowymi (60% oceny końcowej laboratorium).; Warunkiem zaliczenia laboratorium jest oddanie wszystkich sprawozdań oraz obrona projektu końcowego.; Ocena końcowa przedmiotu: średnia ważona oceny z egzaminu (60%) i oceny z laboratorium (40%).</w:t>
+              <w:t>egzamin pisemny z zadaniami problemowymi; raport z wykonanego zadania; prezentacja projektu i dokumentacji; obrona projektu</w:t>
             </w:r>
           </w:p>
         </w:tc>
@@ -3607,7 +3536,7 @@
                 <w:i w:val="0"/>
                 <w:sz w:val="22"/>
               </w:rPr>
-              <w:t>Laboratorium – zaliczenie z oceną:; Ocena ciągła na podstawie sprawozdań z zajęć laboratoryjnych (40% oceny końcowej laboratorium).; Projekt końcowy: skonteneryzowanie wielokomponentowej aplikacji webowej (frontend, backend, baza danych) z użyciem Docker Compose oraz wdrożenie jej na lokalny klaster Kubernetes z konfiguracją Ingress i zmiennymi środowiskowymi (60% oceny końcowej laboratorium).; Warunkiem zaliczenia laboratorium jest oddanie wszystkich sprawozdań oraz obrona projektu końcowego.; Ocena końcowa przedmiotu: średnia ważona oceny z egzaminu (60%) i oceny z laboratorium (40%).</w:t>
+              <w:t>egzamin pisemny z zadaniami problemowymi; raport z wykonanego zadania; prezentacja projektu i dokumentacji; obrona projektu</w:t>
             </w:r>
           </w:p>
         </w:tc>
@@ -3665,7 +3594,7 @@
                 <w:i w:val="0"/>
                 <w:sz w:val="22"/>
               </w:rPr>
-              <w:t>Laboratorium – zaliczenie z oceną:; Ocena ciągła na podstawie sprawozdań z zajęć laboratoryjnych (40% oceny końcowej laboratorium).; Projekt końcowy: skonteneryzowanie wielokomponentowej aplikacji webowej (frontend, backend, baza danych) z użyciem Docker Compose oraz wdrożenie jej na lokalny klaster Kubernetes z konfiguracją Ingress i zmiennymi środowiskowymi (60% oceny końcowej laboratorium).; Warunkiem zaliczenia laboratorium jest oddanie wszystkich sprawozdań oraz obrona projektu końcowego.; Ocena końcowa przedmiotu: średnia ważona oceny z egzaminu (60%) i oceny z laboratorium (40%).</w:t>
+              <w:t>egzamin pisemny z zadaniami problemowymi; raport z wykonanego zadania; prezentacja projektu i dokumentacji; obrona projektu</w:t>
             </w:r>
           </w:p>
         </w:tc>
@@ -3723,7 +3652,7 @@
                 <w:i w:val="0"/>
                 <w:sz w:val="22"/>
               </w:rPr>
-              <w:t>Laboratorium – zaliczenie z oceną:; Ocena ciągła na podstawie sprawozdań z zajęć laboratoryjnych (40% oceny końcowej laboratorium).; Projekt końcowy: skonteneryzowanie wielokomponentowej aplikacji webowej (frontend, backend, baza danych) z użyciem Docker Compose oraz wdrożenie jej na lokalny klaster Kubernetes z konfiguracją Ingress i zmiennymi środowiskowymi (60% oceny końcowej laboratorium).; Warunkiem zaliczenia laboratorium jest oddanie wszystkich sprawozdań oraz obrona projektu końcowego.; Ocena końcowa przedmiotu: średnia ważona oceny z egzaminu (60%) i oceny z laboratorium (40%).</w:t>
+              <w:t>egzamin pisemny z zadaniami problemowymi; raport z wykonanego zadania; prezentacja projektu i dokumentacji; obrona projektu</w:t>
             </w:r>
           </w:p>
         </w:tc>
@@ -3781,7 +3710,7 @@
                 <w:i w:val="0"/>
                 <w:sz w:val="22"/>
               </w:rPr>
-              <w:t>Laboratorium – zaliczenie z oceną:; Ocena ciągła na podstawie sprawozdań z zajęć laboratoryjnych (40% oceny końcowej laboratorium).; Projekt końcowy: skonteneryzowanie wielokomponentowej aplikacji webowej (frontend, backend, baza danych) z użyciem Docker Compose oraz wdrożenie jej na lokalny klaster Kubernetes z konfiguracją Ingress i zmiennymi środowiskowymi (60% oceny końcowej laboratorium).; Warunkiem zaliczenia laboratorium jest oddanie wszystkich sprawozdań oraz obrona projektu końcowego.; Ocena końcowa przedmiotu: średnia ważona oceny z egzaminu (60%) i oceny z laboratorium (40%).</w:t>
+              <w:t>egzamin pisemny z zadaniami problemowymi; raport z wykonanego zadania; prezentacja projektu i dokumentacji; obrona projektu</w:t>
             </w:r>
           </w:p>
         </w:tc>
@@ -3839,7 +3768,7 @@
                 <w:i w:val="0"/>
                 <w:sz w:val="22"/>
               </w:rPr>
-              <w:t>Laboratorium – zaliczenie z oceną:; Ocena ciągła na podstawie sprawozdań z zajęć laboratoryjnych (40% oceny końcowej laboratorium).; Projekt końcowy: skonteneryzowanie wielokomponentowej aplikacji webowej (frontend, backend, baza danych) z użyciem Docker Compose oraz wdrożenie jej na lokalny klaster Kubernetes z konfiguracją Ingress i zmiennymi środowiskowymi (60% oceny końcowej laboratorium).; Warunkiem zaliczenia laboratorium jest oddanie wszystkich sprawozdań oraz obrona projektu końcowego.; Ocena końcowa przedmiotu: średnia ważona oceny z egzaminu (60%) i oceny z laboratorium (40%).</w:t>
+              <w:t>egzamin pisemny z zadaniami problemowymi; raport z wykonanego zadania; prezentacja projektu i dokumentacji; obrona projektu</w:t>
             </w:r>
           </w:p>
         </w:tc>
@@ -3897,7 +3826,7 @@
                 <w:i w:val="0"/>
                 <w:sz w:val="22"/>
               </w:rPr>
-              <w:t>Laboratorium – zaliczenie z oceną:; Ocena ciągła na podstawie sprawozdań z zajęć laboratoryjnych (40% oceny końcowej laboratorium).; Projekt końcowy: skonteneryzowanie wielokomponentowej aplikacji webowej (frontend, backend, baza danych) z użyciem Docker Compose oraz wdrożenie jej na lokalny klaster Kubernetes z konfiguracją Ingress i zmiennymi środowiskowymi (60% oceny końcowej laboratorium).; Warunkiem zaliczenia laboratorium jest oddanie wszystkich sprawozdań oraz obrona projektu końcowego.; Ocena końcowa przedmiotu: średnia ważona oceny z egzaminu (60%) i oceny z laboratorium (40%).</w:t>
+              <w:t>egzamin pisemny z zadaniami problemowymi; raport z wykonanego zadania; prezentacja projektu i dokumentacji; obrona projektu</w:t>
             </w:r>
           </w:p>
         </w:tc>
@@ -4060,7 +3989,7 @@
                 <w:i w:val="0"/>
                 <w:sz w:val="22"/>
               </w:rPr>
-              <w:t>Laboratorium – zaliczenie z oceną:; Ocena ciągła na podstawie sprawozdań z zajęć laboratoryjnych (40% oceny końcowej laboratorium).; Projekt końcowy: skonteneryzowanie wielokomponentowej aplikacji webowej (frontend, backend, baza danych) z użyciem Docker Compose oraz wdrożenie jej na lokalny klaster Kubernetes z konfiguracją Ingress i zmiennymi środowiskowymi (60% oceny końcowej laboratorium).; Warunkiem zaliczenia laboratorium jest oddanie wszystkich sprawozdań oraz obrona projektu końcowego.; Ocena końcowa przedmiotu: średnia ważona oceny z egzaminu (60%) i oceny z laboratorium (40%).</w:t>
+              <w:t>egzamin pisemny z zadaniami problemowymi; raport z wykonanego zadania; prezentacja projektu i dokumentacji; obrona projektu</w:t>
             </w:r>
           </w:p>
         </w:tc>
@@ -4118,7 +4047,7 @@
                 <w:i w:val="0"/>
                 <w:sz w:val="22"/>
               </w:rPr>
-              <w:t>Laboratorium – zaliczenie z oceną:; Ocena ciągła na podstawie sprawozdań z zajęć laboratoryjnych (40% oceny końcowej laboratorium).; Projekt końcowy: skonteneryzowanie wielokomponentowej aplikacji webowej (frontend, backend, baza danych) z użyciem Docker Compose oraz wdrożenie jej na lokalny klaster Kubernetes z konfiguracją Ingress i zmiennymi środowiskowymi (60% oceny końcowej laboratorium).; Warunkiem zaliczenia laboratorium jest oddanie wszystkich sprawozdań oraz obrona projektu końcowego.; Ocena końcowa przedmiotu: średnia ważona oceny z egzaminu (60%) i oceny z laboratorium (40%).</w:t>
+              <w:t>egzamin pisemny z zadaniami problemowymi; raport z wykonanego zadania; prezentacja projektu i dokumentacji; obrona projektu</w:t>
             </w:r>
           </w:p>
         </w:tc>
@@ -4176,7 +4105,7 @@
                 <w:i w:val="0"/>
                 <w:sz w:val="22"/>
               </w:rPr>
-              <w:t>Laboratorium – zaliczenie z oceną:; Ocena ciągła na podstawie sprawozdań z zajęć laboratoryjnych (40% oceny końcowej laboratorium).; Projekt końcowy: skonteneryzowanie wielokomponentowej aplikacji webowej (frontend, backend, baza danych) z użyciem Docker Compose oraz wdrożenie jej na lokalny klaster Kubernetes z konfiguracją Ingress i zmiennymi środowiskowymi (60% oceny końcowej laboratorium).; Warunkiem zaliczenia laboratorium jest oddanie wszystkich sprawozdań oraz obrona projektu końcowego.; Ocena końcowa przedmiotu: średnia ważona oceny z egzaminu (60%) i oceny z laboratorium (40%).</w:t>
+              <w:t>egzamin pisemny z zadaniami problemowymi; raport z wykonanego zadania; prezentacja projektu i dokumentacji; obrona projektu</w:t>
             </w:r>
           </w:p>
         </w:tc>
@@ -4234,7 +4163,7 @@
                 <w:i w:val="0"/>
                 <w:sz w:val="22"/>
               </w:rPr>
-              <w:t>Laboratorium – zaliczenie z oceną:; Ocena ciągła na podstawie sprawozdań z zajęć laboratoryjnych (40% oceny końcowej laboratorium).; Projekt końcowy: skonteneryzowanie wielokomponentowej aplikacji webowej (frontend, backend, baza danych) z użyciem Docker Compose oraz wdrożenie jej na lokalny klaster Kubernetes z konfiguracją Ingress i zmiennymi środowiskowymi (60% oceny końcowej laboratorium).; Warunkiem zaliczenia laboratorium jest oddanie wszystkich sprawozdań oraz obrona projektu końcowego.; Ocena końcowa przedmiotu: średnia ważona oceny z egzaminu (60%) i oceny z laboratorium (40%).</w:t>
+              <w:t>egzamin pisemny z zadaniami problemowymi; raport z wykonanego zadania; prezentacja projektu i dokumentacji; obrona projektu</w:t>
             </w:r>
           </w:p>
         </w:tc>
@@ -4292,7 +4221,7 @@
                 <w:i w:val="0"/>
                 <w:sz w:val="22"/>
               </w:rPr>
-              <w:t>Laboratorium – zaliczenie z oceną:; Ocena ciągła na podstawie sprawozdań z zajęć laboratoryjnych (40% oceny końcowej laboratorium).; Projekt końcowy: skonteneryzowanie wielokomponentowej aplikacji webowej (frontend, backend, baza danych) z użyciem Docker Compose oraz wdrożenie jej na lokalny klaster Kubernetes z konfiguracją Ingress i zmiennymi środowiskowymi (60% oceny końcowej laboratorium).; Warunkiem zaliczenia laboratorium jest oddanie wszystkich sprawozdań oraz obrona projektu końcowego.; Ocena końcowa przedmiotu: średnia ważona oceny z egzaminu (60%) i oceny z laboratorium (40%).</w:t>
+              <w:t>egzamin pisemny z zadaniami problemowymi; raport z wykonanego zadania; prezentacja projektu i dokumentacji; obrona projektu</w:t>
             </w:r>
           </w:p>
         </w:tc>
@@ -4350,7 +4279,7 @@
                 <w:i w:val="0"/>
                 <w:sz w:val="22"/>
               </w:rPr>
-              <w:t>Laboratorium – zaliczenie z oceną:; Ocena ciągła na podstawie sprawozdań z zajęć laboratoryjnych (40% oceny końcowej laboratorium).; Projekt końcowy: skonteneryzowanie wielokomponentowej aplikacji webowej (frontend, backend, baza danych) z użyciem Docker Compose oraz wdrożenie jej na lokalny klaster Kubernetes z konfiguracją Ingress i zmiennymi środowiskowymi (60% oceny końcowej laboratorium).; Warunkiem zaliczenia laboratorium jest oddanie wszystkich sprawozdań oraz obrona projektu końcowego.; Ocena końcowa przedmiotu: średnia ważona oceny z egzaminu (60%) i oceny z laboratorium (40%).</w:t>
+              <w:t>egzamin pisemny z zadaniami problemowymi; raport z wykonanego zadania; prezentacja projektu i dokumentacji; obrona projektu</w:t>
             </w:r>
           </w:p>
         </w:tc>
@@ -4408,7 +4337,7 @@
                 <w:i w:val="0"/>
                 <w:sz w:val="22"/>
               </w:rPr>
-              <w:t>Laboratorium – zaliczenie z oceną:; Ocena ciągła na podstawie sprawozdań z zajęć laboratoryjnych (40% oceny końcowej laboratorium).; Projekt końcowy: skonteneryzowanie wielokomponentowej aplikacji webowej (frontend, backend, baza danych) z użyciem Docker Compose oraz wdrożenie jej na lokalny klaster Kubernetes z konfiguracją Ingress i zmiennymi środowiskowymi (60% oceny końcowej laboratorium).; Warunkiem zaliczenia laboratorium jest oddanie wszystkich sprawozdań oraz obrona projektu końcowego.; Ocena końcowa przedmiotu: średnia ważona oceny z egzaminu (60%) i oceny z laboratorium (40%).</w:t>
+              <w:t>egzamin pisemny z zadaniami problemowymi; raport z wykonanego zadania; prezentacja projektu i dokumentacji; obrona projektu</w:t>
             </w:r>
           </w:p>
         </w:tc>
@@ -4466,7 +4395,7 @@
                 <w:i w:val="0"/>
                 <w:sz w:val="22"/>
               </w:rPr>
-              <w:t>Laboratorium – zaliczenie z oceną:; Ocena ciągła na podstawie sprawozdań z zajęć laboratoryjnych (40% oceny końcowej laboratorium).; Projekt końcowy: skonteneryzowanie wielokomponentowej aplikacji webowej (frontend, backend, baza danych) z użyciem Docker Compose oraz wdrożenie jej na lokalny klaster Kubernetes z konfiguracją Ingress i zmiennymi środowiskowymi (60% oceny końcowej laboratorium).; Warunkiem zaliczenia laboratorium jest oddanie wszystkich sprawozdań oraz obrona projektu końcowego.; Ocena końcowa przedmiotu: średnia ważona oceny z egzaminu (60%) i oceny z laboratorium (40%).</w:t>
+              <w:t>egzamin pisemny z zadaniami problemowymi; raport z wykonanego zadania; prezentacja projektu i dokumentacji; obrona projektu</w:t>
             </w:r>
           </w:p>
         </w:tc>
@@ -4524,7 +4453,7 @@
                 <w:i w:val="0"/>
                 <w:sz w:val="22"/>
               </w:rPr>
-              <w:t>Laboratorium – zaliczenie z oceną:; Ocena ciągła na podstawie sprawozdań z zajęć laboratoryjnych (40% oceny końcowej laboratorium).; Projekt końcowy: skonteneryzowanie wielokomponentowej aplikacji webowej (frontend, backend, baza danych) z użyciem Docker Compose oraz wdrożenie jej na lokalny klaster Kubernetes z konfiguracją Ingress i zmiennymi środowiskowymi (60% oceny końcowej laboratorium).; Warunkiem zaliczenia laboratorium jest oddanie wszystkich sprawozdań oraz obrona projektu końcowego.; Ocena końcowa przedmiotu: średnia ważona oceny z egzaminu (60%) i oceny z laboratorium (40%).</w:t>
+              <w:t>egzamin pisemny z zadaniami problemowymi; raport z wykonanego zadania; prezentacja projektu i dokumentacji; obrona projektu</w:t>
             </w:r>
           </w:p>
         </w:tc>
@@ -4582,7 +4511,7 @@
                 <w:i w:val="0"/>
                 <w:sz w:val="22"/>
               </w:rPr>
-              <w:t>Laboratorium – zaliczenie z oceną:; Ocena ciągła na podstawie sprawozdań z zajęć laboratoryjnych (40% oceny końcowej laboratorium).; Projekt końcowy: skonteneryzowanie wielokomponentowej aplikacji webowej (frontend, backend, baza danych) z użyciem Docker Compose oraz wdrożenie jej na lokalny klaster Kubernetes z konfiguracją Ingress i zmiennymi środowiskowymi (60% oceny końcowej laboratorium).; Warunkiem zaliczenia laboratorium jest oddanie wszystkich sprawozdań oraz obrona projektu końcowego.; Ocena końcowa przedmiotu: średnia ważona oceny z egzaminu (60%) i oceny z laboratorium (40%).</w:t>
+              <w:t>egzamin pisemny z zadaniami problemowymi; raport z wykonanego zadania; prezentacja projektu i dokumentacji; obrona projektu</w:t>
             </w:r>
           </w:p>
         </w:tc>
@@ -4745,7 +4674,7 @@
                 <w:i w:val="0"/>
                 <w:sz w:val="22"/>
               </w:rPr>
-              <w:t>Laboratorium – zaliczenie z oceną:; Ocena ciągła na podstawie sprawozdań z zajęć laboratoryjnych (40% oceny końcowej laboratorium).; Projekt końcowy: skonteneryzowanie wielokomponentowej aplikacji webowej (frontend, backend, baza danych) z użyciem Docker Compose oraz wdrożenie jej na lokalny klaster Kubernetes z konfiguracją Ingress i zmiennymi środowiskowymi (60% oceny końcowej laboratorium).; Warunkiem zaliczenia laboratorium jest oddanie wszystkich sprawozdań oraz obrona projektu końcowego.; Ocena końcowa przedmiotu: średnia ważona oceny z egzaminu (60%) i oceny z laboratorium (40%).</w:t>
+              <w:t>egzamin pisemny z zadaniami problemowymi; raport z wykonanego zadania; prezentacja projektu i dokumentacji; obrona projektu</w:t>
             </w:r>
           </w:p>
         </w:tc>
@@ -4803,7 +4732,7 @@
                 <w:i w:val="0"/>
                 <w:sz w:val="22"/>
               </w:rPr>
-              <w:t>Laboratorium – zaliczenie z oceną:; Ocena ciągła na podstawie sprawozdań z zajęć laboratoryjnych (40% oceny końcowej laboratorium).; Projekt końcowy: skonteneryzowanie wielokomponentowej aplikacji webowej (frontend, backend, baza danych) z użyciem Docker Compose oraz wdrożenie jej na lokalny klaster Kubernetes z konfiguracją Ingress i zmiennymi środowiskowymi (60% oceny końcowej laboratorium).; Warunkiem zaliczenia laboratorium jest oddanie wszystkich sprawozdań oraz obrona projektu końcowego.; Ocena końcowa przedmiotu: średnia ważona oceny z egzaminu (60%) i oceny z laboratorium (40%).</w:t>
+              <w:t>egzamin pisemny z zadaniami problemowymi; raport z wykonanego zadania; prezentacja projektu i dokumentacji; obrona projektu</w:t>
             </w:r>
           </w:p>
         </w:tc>
@@ -4861,7 +4790,7 @@
                 <w:i w:val="0"/>
                 <w:sz w:val="22"/>
               </w:rPr>
-              <w:t>Laboratorium – zaliczenie z oceną:; Ocena ciągła na podstawie sprawozdań z zajęć laboratoryjnych (40% oceny końcowej laboratorium).; Projekt końcowy: skonteneryzowanie wielokomponentowej aplikacji webowej (frontend, backend, baza danych) z użyciem Docker Compose oraz wdrożenie jej na lokalny klaster Kubernetes z konfiguracją Ingress i zmiennymi środowiskowymi (60% oceny końcowej laboratorium).; Warunkiem zaliczenia laboratorium jest oddanie wszystkich sprawozdań oraz obrona projektu końcowego.; Ocena końcowa przedmiotu: średnia ważona oceny z egzaminu (60%) i oceny z laboratorium (40%).</w:t>
+              <w:t>egzamin pisemny z zadaniami problemowymi; raport z wykonanego zadania; prezentacja projektu i dokumentacji; obrona projektu</w:t>
             </w:r>
           </w:p>
         </w:tc>

--- a/public/assets/files/niestacjonarne/KSI.docx
+++ b/public/assets/files/niestacjonarne/KSI.docx
@@ -144,7 +144,7 @@
                 <w:i w:val="0"/>
                 <w:sz w:val="22"/>
               </w:rPr>
-              <w:t>26.02.2026</w:t>
+              <w:t>08.03.2026</w:t>
             </w:r>
           </w:p>
         </w:tc>
@@ -599,7 +599,7 @@
                 <w:i w:val="0"/>
                 <w:sz w:val="22"/>
               </w:rPr>
-              <w:t>5</w:t>
+              <w:t>6</w:t>
             </w:r>
           </w:p>
         </w:tc>
@@ -1291,32 +1291,6 @@
                 <w:sz w:val="22"/>
               </w:rPr>
               <w:t>• Wykład z prezentacją multimedialną, demonstracje na żywo, analiza przypadków przemysłowych, omawianie dokumentacji technicznej Docker i Kubernetes.</w:t>
-            </w:r>
-          </w:p>
-          <w:p>
-            <w:pPr>
-              <w:spacing w:before="20" w:after="20"/>
-            </w:pPr>
-            <w:r>
-              <w:rPr>
-                <w:rFonts w:ascii="Aptos" w:hAnsi="Aptos"/>
-                <w:b/>
-                <w:sz w:val="22"/>
-              </w:rPr>
-              <w:t>Laboratorium:</w:t>
-            </w:r>
-          </w:p>
-          <w:p>
-            <w:pPr>
-              <w:spacing w:before="20" w:after="20"/>
-            </w:pPr>
-            <w:r>
-              <w:rPr>
-                <w:rFonts w:ascii="Aptos" w:hAnsi="Aptos"/>
-                <w:b w:val="0"/>
-                <w:sz w:val="22"/>
-              </w:rPr>
-              <w:t>• Ćwiczenia praktyczne: budowanie, uruchamianie i orkiestracja kontenerów z użyciem Docker, Docker Compose oraz Kubernetes; realizacja projektu końcowego obejmującego pełny cykl konteneryzacji aplikacji webowej.</w:t>
             </w:r>
           </w:p>
         </w:tc>

--- a/public/assets/files/niestacjonarne/KSI.docx
+++ b/public/assets/files/niestacjonarne/KSI.docx
@@ -3241,6 +3241,7 @@
                 <w:i w:val="0"/>
                 <w:sz w:val="22"/>
               </w:rPr>
+              <w:t>K_W08</w:t>
             </w:r>
           </w:p>
         </w:tc>
@@ -3278,7 +3279,7 @@
                 <w:i w:val="0"/>
                 <w:sz w:val="22"/>
               </w:rPr>
-              <w:t>egzamin pisemny z zadaniami problemowymi; raport z wykonanego zadania; prezentacja projektu i dokumentacji; obrona projektu</w:t>
+              <w:t>egzamin pisemny z zadaniami problemowymi</w:t>
             </w:r>
           </w:p>
         </w:tc>
@@ -3299,6 +3300,7 @@
                 <w:i w:val="0"/>
                 <w:sz w:val="22"/>
               </w:rPr>
+              <w:t>K_W08</w:t>
             </w:r>
           </w:p>
         </w:tc>
@@ -3336,7 +3338,7 @@
                 <w:i w:val="0"/>
                 <w:sz w:val="22"/>
               </w:rPr>
-              <w:t>egzamin pisemny z zadaniami problemowymi; raport z wykonanego zadania; prezentacja projektu i dokumentacji; obrona projektu</w:t>
+              <w:t>egzamin pisemny z zadaniami problemowymi</w:t>
             </w:r>
           </w:p>
         </w:tc>
@@ -3357,6 +3359,7 @@
                 <w:i w:val="0"/>
                 <w:sz w:val="22"/>
               </w:rPr>
+              <w:t>K_W08</w:t>
             </w:r>
           </w:p>
         </w:tc>
@@ -3394,7 +3397,7 @@
                 <w:i w:val="0"/>
                 <w:sz w:val="22"/>
               </w:rPr>
-              <w:t>egzamin pisemny z zadaniami problemowymi; raport z wykonanego zadania; prezentacja projektu i dokumentacji; obrona projektu</w:t>
+              <w:t>egzamin pisemny z zadaniami problemowymi</w:t>
             </w:r>
           </w:p>
         </w:tc>
@@ -3415,6 +3418,7 @@
                 <w:i w:val="0"/>
                 <w:sz w:val="22"/>
               </w:rPr>
+              <w:t>K_W08</w:t>
             </w:r>
           </w:p>
         </w:tc>
@@ -3452,7 +3456,7 @@
                 <w:i w:val="0"/>
                 <w:sz w:val="22"/>
               </w:rPr>
-              <w:t>egzamin pisemny z zadaniami problemowymi; raport z wykonanego zadania; prezentacja projektu i dokumentacji; obrona projektu</w:t>
+              <w:t>egzamin pisemny z zadaniami problemowymi</w:t>
             </w:r>
           </w:p>
         </w:tc>
@@ -3473,6 +3477,7 @@
                 <w:i w:val="0"/>
                 <w:sz w:val="22"/>
               </w:rPr>
+              <w:t>K_W08</w:t>
             </w:r>
           </w:p>
         </w:tc>
@@ -3510,7 +3515,7 @@
                 <w:i w:val="0"/>
                 <w:sz w:val="22"/>
               </w:rPr>
-              <w:t>egzamin pisemny z zadaniami problemowymi; raport z wykonanego zadania; prezentacja projektu i dokumentacji; obrona projektu</w:t>
+              <w:t>egzamin pisemny z zadaniami problemowymi</w:t>
             </w:r>
           </w:p>
         </w:tc>
@@ -3531,6 +3536,7 @@
                 <w:i w:val="0"/>
                 <w:sz w:val="22"/>
               </w:rPr>
+              <w:t>K_W08</w:t>
             </w:r>
           </w:p>
         </w:tc>
@@ -3568,7 +3574,7 @@
                 <w:i w:val="0"/>
                 <w:sz w:val="22"/>
               </w:rPr>
-              <w:t>egzamin pisemny z zadaniami problemowymi; raport z wykonanego zadania; prezentacja projektu i dokumentacji; obrona projektu</w:t>
+              <w:t>egzamin pisemny z zadaniami problemowymi</w:t>
             </w:r>
           </w:p>
         </w:tc>
@@ -3589,6 +3595,7 @@
                 <w:i w:val="0"/>
                 <w:sz w:val="22"/>
               </w:rPr>
+              <w:t>K_W08</w:t>
             </w:r>
           </w:p>
         </w:tc>
@@ -3626,7 +3633,7 @@
                 <w:i w:val="0"/>
                 <w:sz w:val="22"/>
               </w:rPr>
-              <w:t>egzamin pisemny z zadaniami problemowymi; raport z wykonanego zadania; prezentacja projektu i dokumentacji; obrona projektu</w:t>
+              <w:t>egzamin pisemny z zadaniami problemowymi</w:t>
             </w:r>
           </w:p>
         </w:tc>
@@ -3647,6 +3654,7 @@
                 <w:i w:val="0"/>
                 <w:sz w:val="22"/>
               </w:rPr>
+              <w:t>K_W08</w:t>
             </w:r>
           </w:p>
         </w:tc>
@@ -3684,7 +3692,7 @@
                 <w:i w:val="0"/>
                 <w:sz w:val="22"/>
               </w:rPr>
-              <w:t>egzamin pisemny z zadaniami problemowymi; raport z wykonanego zadania; prezentacja projektu i dokumentacji; obrona projektu</w:t>
+              <w:t>egzamin pisemny z zadaniami problemowymi</w:t>
             </w:r>
           </w:p>
         </w:tc>
@@ -3705,6 +3713,7 @@
                 <w:i w:val="0"/>
                 <w:sz w:val="22"/>
               </w:rPr>
+              <w:t>K_W23</w:t>
             </w:r>
           </w:p>
         </w:tc>
@@ -3742,7 +3751,7 @@
                 <w:i w:val="0"/>
                 <w:sz w:val="22"/>
               </w:rPr>
-              <w:t>egzamin pisemny z zadaniami problemowymi; raport z wykonanego zadania; prezentacja projektu i dokumentacji; obrona projektu</w:t>
+              <w:t>egzamin pisemny z zadaniami problemowymi</w:t>
             </w:r>
           </w:p>
         </w:tc>
@@ -3763,6 +3772,7 @@
                 <w:i w:val="0"/>
                 <w:sz w:val="22"/>
               </w:rPr>
+              <w:t>K_W08</w:t>
             </w:r>
           </w:p>
         </w:tc>
@@ -3800,7 +3810,7 @@
                 <w:i w:val="0"/>
                 <w:sz w:val="22"/>
               </w:rPr>
-              <w:t>egzamin pisemny z zadaniami problemowymi; raport z wykonanego zadania; prezentacja projektu i dokumentacji; obrona projektu</w:t>
+              <w:t>egzamin pisemny z zadaniami problemowymi</w:t>
             </w:r>
           </w:p>
         </w:tc>
@@ -3926,6 +3936,7 @@
                 <w:i w:val="0"/>
                 <w:sz w:val="22"/>
               </w:rPr>
+              <w:t>K_U27</w:t>
             </w:r>
           </w:p>
         </w:tc>
@@ -3963,7 +3974,7 @@
                 <w:i w:val="0"/>
                 <w:sz w:val="22"/>
               </w:rPr>
-              <w:t>egzamin pisemny z zadaniami problemowymi; raport z wykonanego zadania; prezentacja projektu i dokumentacji; obrona projektu</w:t>
+              <w:t>raport z wykonanego zadania, prezentacja projektu i dokumentacji, obrona projektu</w:t>
             </w:r>
           </w:p>
         </w:tc>
@@ -3984,6 +3995,7 @@
                 <w:i w:val="0"/>
                 <w:sz w:val="22"/>
               </w:rPr>
+              <w:t>K_U27</w:t>
             </w:r>
           </w:p>
         </w:tc>
@@ -4021,7 +4033,7 @@
                 <w:i w:val="0"/>
                 <w:sz w:val="22"/>
               </w:rPr>
-              <w:t>egzamin pisemny z zadaniami problemowymi; raport z wykonanego zadania; prezentacja projektu i dokumentacji; obrona projektu</w:t>
+              <w:t>raport z wykonanego zadania, prezentacja projektu i dokumentacji, obrona projektu</w:t>
             </w:r>
           </w:p>
         </w:tc>
@@ -4042,6 +4054,7 @@
                 <w:i w:val="0"/>
                 <w:sz w:val="22"/>
               </w:rPr>
+              <w:t>K_U27</w:t>
             </w:r>
           </w:p>
         </w:tc>
@@ -4079,7 +4092,7 @@
                 <w:i w:val="0"/>
                 <w:sz w:val="22"/>
               </w:rPr>
-              <w:t>egzamin pisemny z zadaniami problemowymi; raport z wykonanego zadania; prezentacja projektu i dokumentacji; obrona projektu</w:t>
+              <w:t>raport z wykonanego zadania, prezentacja projektu i dokumentacji, obrona projektu</w:t>
             </w:r>
           </w:p>
         </w:tc>
@@ -4100,6 +4113,7 @@
                 <w:i w:val="0"/>
                 <w:sz w:val="22"/>
               </w:rPr>
+              <w:t>K_U27</w:t>
             </w:r>
           </w:p>
         </w:tc>
@@ -4137,7 +4151,7 @@
                 <w:i w:val="0"/>
                 <w:sz w:val="22"/>
               </w:rPr>
-              <w:t>egzamin pisemny z zadaniami problemowymi; raport z wykonanego zadania; prezentacja projektu i dokumentacji; obrona projektu</w:t>
+              <w:t>raport z wykonanego zadania, prezentacja projektu i dokumentacji, obrona projektu</w:t>
             </w:r>
           </w:p>
         </w:tc>
@@ -4158,6 +4172,7 @@
                 <w:i w:val="0"/>
                 <w:sz w:val="22"/>
               </w:rPr>
+              <w:t>K_U27</w:t>
             </w:r>
           </w:p>
         </w:tc>
@@ -4195,7 +4210,7 @@
                 <w:i w:val="0"/>
                 <w:sz w:val="22"/>
               </w:rPr>
-              <w:t>egzamin pisemny z zadaniami problemowymi; raport z wykonanego zadania; prezentacja projektu i dokumentacji; obrona projektu</w:t>
+              <w:t>raport z wykonanego zadania, prezentacja projektu i dokumentacji, obrona projektu</w:t>
             </w:r>
           </w:p>
         </w:tc>
@@ -4216,6 +4231,7 @@
                 <w:i w:val="0"/>
                 <w:sz w:val="22"/>
               </w:rPr>
+              <w:t>K_U27</w:t>
             </w:r>
           </w:p>
         </w:tc>
@@ -4253,7 +4269,7 @@
                 <w:i w:val="0"/>
                 <w:sz w:val="22"/>
               </w:rPr>
-              <w:t>egzamin pisemny z zadaniami problemowymi; raport z wykonanego zadania; prezentacja projektu i dokumentacji; obrona projektu</w:t>
+              <w:t>raport z wykonanego zadania, prezentacja projektu i dokumentacji, obrona projektu</w:t>
             </w:r>
           </w:p>
         </w:tc>
@@ -4274,6 +4290,7 @@
                 <w:i w:val="0"/>
                 <w:sz w:val="22"/>
               </w:rPr>
+              <w:t>K_U27</w:t>
             </w:r>
           </w:p>
         </w:tc>
@@ -4311,7 +4328,7 @@
                 <w:i w:val="0"/>
                 <w:sz w:val="22"/>
               </w:rPr>
-              <w:t>egzamin pisemny z zadaniami problemowymi; raport z wykonanego zadania; prezentacja projektu i dokumentacji; obrona projektu</w:t>
+              <w:t>raport z wykonanego zadania, prezentacja projektu i dokumentacji, obrona projektu</w:t>
             </w:r>
           </w:p>
         </w:tc>
@@ -4332,6 +4349,7 @@
                 <w:i w:val="0"/>
                 <w:sz w:val="22"/>
               </w:rPr>
+              <w:t>K_U27</w:t>
             </w:r>
           </w:p>
         </w:tc>
@@ -4369,7 +4387,7 @@
                 <w:i w:val="0"/>
                 <w:sz w:val="22"/>
               </w:rPr>
-              <w:t>egzamin pisemny z zadaniami problemowymi; raport z wykonanego zadania; prezentacja projektu i dokumentacji; obrona projektu</w:t>
+              <w:t>raport z wykonanego zadania, prezentacja projektu i dokumentacji, obrona projektu</w:t>
             </w:r>
           </w:p>
         </w:tc>
@@ -4390,6 +4408,7 @@
                 <w:i w:val="0"/>
                 <w:sz w:val="22"/>
               </w:rPr>
+              <w:t>K_U14</w:t>
             </w:r>
           </w:p>
         </w:tc>
@@ -4427,7 +4446,7 @@
                 <w:i w:val="0"/>
                 <w:sz w:val="22"/>
               </w:rPr>
-              <w:t>egzamin pisemny z zadaniami problemowymi; raport z wykonanego zadania; prezentacja projektu i dokumentacji; obrona projektu</w:t>
+              <w:t>raport z wykonanego zadania, prezentacja projektu i dokumentacji, obrona projektu</w:t>
             </w:r>
           </w:p>
         </w:tc>
@@ -4448,6 +4467,7 @@
                 <w:i w:val="0"/>
                 <w:sz w:val="22"/>
               </w:rPr>
+              <w:t>K_U27</w:t>
             </w:r>
           </w:p>
         </w:tc>
@@ -4485,7 +4505,7 @@
                 <w:i w:val="0"/>
                 <w:sz w:val="22"/>
               </w:rPr>
-              <w:t>egzamin pisemny z zadaniami problemowymi; raport z wykonanego zadania; prezentacja projektu i dokumentacji; obrona projektu</w:t>
+              <w:t>raport z wykonanego zadania, prezentacja projektu i dokumentacji, obrona projektu</w:t>
             </w:r>
           </w:p>
         </w:tc>
@@ -4611,6 +4631,7 @@
                 <w:i w:val="0"/>
                 <w:sz w:val="22"/>
               </w:rPr>
+              <w:t>K_K05</w:t>
             </w:r>
           </w:p>
         </w:tc>
@@ -4648,7 +4669,7 @@
                 <w:i w:val="0"/>
                 <w:sz w:val="22"/>
               </w:rPr>
-              <w:t>egzamin pisemny z zadaniami problemowymi; raport z wykonanego zadania; prezentacja projektu i dokumentacji; obrona projektu</w:t>
+              <w:t>raport z wykonanego zadania, prezentacja projektu i dokumentacji, obrona projektu</w:t>
             </w:r>
           </w:p>
         </w:tc>
@@ -4669,6 +4690,7 @@
                 <w:i w:val="0"/>
                 <w:sz w:val="22"/>
               </w:rPr>
+              <w:t>K_K05</w:t>
             </w:r>
           </w:p>
         </w:tc>
@@ -4706,7 +4728,7 @@
                 <w:i w:val="0"/>
                 <w:sz w:val="22"/>
               </w:rPr>
-              <w:t>egzamin pisemny z zadaniami problemowymi; raport z wykonanego zadania; prezentacja projektu i dokumentacji; obrona projektu</w:t>
+              <w:t>raport z wykonanego zadania, prezentacja projektu i dokumentacji, obrona projektu</w:t>
             </w:r>
           </w:p>
         </w:tc>
@@ -4727,6 +4749,7 @@
                 <w:i w:val="0"/>
                 <w:sz w:val="22"/>
               </w:rPr>
+              <w:t>K_K03</w:t>
             </w:r>
           </w:p>
         </w:tc>
@@ -4764,7 +4787,7 @@
                 <w:i w:val="0"/>
                 <w:sz w:val="22"/>
               </w:rPr>
-              <w:t>egzamin pisemny z zadaniami problemowymi; raport z wykonanego zadania; prezentacja projektu i dokumentacji; obrona projektu</w:t>
+              <w:t>raport z wykonanego zadania, prezentacja projektu i dokumentacji, obrona projektu</w:t>
             </w:r>
           </w:p>
         </w:tc>

--- a/public/assets/files/niestacjonarne/KSI.docx
+++ b/public/assets/files/niestacjonarne/KSI.docx
@@ -1908,14 +1908,13 @@
       </w:tblPr>
       <w:tblGrid>
         <w:gridCol w:w="680"/>
-        <w:gridCol w:w="4536"/>
-        <w:gridCol w:w="4252"/>
+        <w:gridCol w:w="8788"/>
       </w:tblGrid>
       <w:tr>
         <w:tc>
           <w:tcPr>
             <w:tcW w:type="dxa" w:w="9468"/>
-            <w:gridSpan w:val="3"/>
+            <w:gridSpan w:val="2"/>
             <w:shd w:val="clear" w:color="auto" w:fill="D9D9D9"/>
           </w:tcPr>
           <w:p>
@@ -1957,7 +1956,7 @@
         </w:tc>
         <w:tc>
           <w:tcPr>
-            <w:tcW w:type="dxa" w:w="4536"/>
+            <w:tcW w:type="dxa" w:w="8788"/>
             <w:shd w:val="clear" w:color="auto" w:fill="D9D9D9"/>
           </w:tcPr>
           <w:p>
@@ -1971,27 +1970,7 @@
                 <w:i w:val="0"/>
                 <w:sz w:val="16"/>
               </w:rPr>
-              <w:t>Wykład</w:t>
-            </w:r>
-          </w:p>
-        </w:tc>
-        <w:tc>
-          <w:tcPr>
-            <w:tcW w:type="dxa" w:w="4252"/>
-            <w:shd w:val="clear" w:color="auto" w:fill="D9D9D9"/>
-          </w:tcPr>
-          <w:p>
-            <w:pPr>
-              <w:spacing w:before="20" w:after="20"/>
-            </w:pPr>
-            <w:r>
-              <w:rPr>
-                <w:rFonts w:ascii="Aptos" w:hAnsi="Aptos"/>
-                <w:b/>
-                <w:i w:val="0"/>
-                <w:sz w:val="16"/>
-              </w:rPr>
-              <w:t>Ćwiczenia / Laboratorium / Pracownia</w:t>
+              <w:t>Treści programowe</w:t>
             </w:r>
           </w:p>
         </w:tc>
@@ -2018,7 +1997,7 @@
         </w:tc>
         <w:tc>
           <w:tcPr>
-            <w:tcW w:type="dxa" w:w="4536"/>
+            <w:tcW w:type="dxa" w:w="8788"/>
           </w:tcPr>
           <w:p>
             <w:pPr>
@@ -2032,24 +2011,6 @@
                 <w:sz w:val="22"/>
               </w:rPr>
               <w:t>Wirtualizacja a konteneryzacja – historia, różnice i zastosowania. Architektura Dockera: daemon, klient, obrazy, kontenery, rejestry. Instalacja i podstawowe polecenia CLI.</w:t>
-            </w:r>
-          </w:p>
-        </w:tc>
-        <w:tc>
-          <w:tcPr>
-            <w:tcW w:type="dxa" w:w="4252"/>
-          </w:tcPr>
-          <w:p>
-            <w:pPr>
-              <w:spacing w:before="20" w:after="20"/>
-            </w:pPr>
-            <w:r>
-              <w:rPr>
-                <w:rFonts w:ascii="Aptos" w:hAnsi="Aptos"/>
-                <w:b w:val="0"/>
-                <w:i w:val="0"/>
-                <w:sz w:val="22"/>
-              </w:rPr>
             </w:r>
           </w:p>
         </w:tc>
@@ -2076,7 +2037,7 @@
         </w:tc>
         <w:tc>
           <w:tcPr>
-            <w:tcW w:type="dxa" w:w="4536"/>
+            <w:tcW w:type="dxa" w:w="8788"/>
           </w:tcPr>
           <w:p>
             <w:pPr>
@@ -2090,24 +2051,6 @@
                 <w:sz w:val="22"/>
               </w:rPr>
               <w:t>Dockerfile – budowanie własnych obrazów. Instrukcje: FROM, RUN, COPY, ADD, ENV, ARG, EXPOSE, WORKDIR, ENTRYPOINT, CMD. Warstwy obrazu i cache. Plik .dockerignore.</w:t>
-            </w:r>
-          </w:p>
-        </w:tc>
-        <w:tc>
-          <w:tcPr>
-            <w:tcW w:type="dxa" w:w="4252"/>
-          </w:tcPr>
-          <w:p>
-            <w:pPr>
-              <w:spacing w:before="20" w:after="20"/>
-            </w:pPr>
-            <w:r>
-              <w:rPr>
-                <w:rFonts w:ascii="Aptos" w:hAnsi="Aptos"/>
-                <w:b w:val="0"/>
-                <w:i w:val="0"/>
-                <w:sz w:val="22"/>
-              </w:rPr>
             </w:r>
           </w:p>
         </w:tc>
@@ -2134,7 +2077,7 @@
         </w:tc>
         <w:tc>
           <w:tcPr>
-            <w:tcW w:type="dxa" w:w="4536"/>
+            <w:tcW w:type="dxa" w:w="8788"/>
           </w:tcPr>
           <w:p>
             <w:pPr>
@@ -2148,24 +2091,6 @@
                 <w:sz w:val="22"/>
               </w:rPr>
               <w:t>Zaawansowane techniki budowania obrazów: multi-stage build, minimalizacja rozmiaru, obrazy bazowe (Alpine, Distroless), skanowanie podatności (Trivy). Publikowanie w Docker Hub i prywatnym rejestrze.</w:t>
-            </w:r>
-          </w:p>
-        </w:tc>
-        <w:tc>
-          <w:tcPr>
-            <w:tcW w:type="dxa" w:w="4252"/>
-          </w:tcPr>
-          <w:p>
-            <w:pPr>
-              <w:spacing w:before="20" w:after="20"/>
-            </w:pPr>
-            <w:r>
-              <w:rPr>
-                <w:rFonts w:ascii="Aptos" w:hAnsi="Aptos"/>
-                <w:b w:val="0"/>
-                <w:i w:val="0"/>
-                <w:sz w:val="22"/>
-              </w:rPr>
             </w:r>
           </w:p>
         </w:tc>
@@ -2192,7 +2117,7 @@
         </w:tc>
         <w:tc>
           <w:tcPr>
-            <w:tcW w:type="dxa" w:w="4536"/>
+            <w:tcW w:type="dxa" w:w="8788"/>
           </w:tcPr>
           <w:p>
             <w:pPr>
@@ -2206,24 +2131,6 @@
                 <w:sz w:val="22"/>
               </w:rPr>
               <w:t>Sieci Dockera: tryby bridge, host, none, overlay, macvlan. Komunikacja między kontenerami. Tworzenie własnych sieci. Resolucja DNS wewnątrz sieci Dockera.</w:t>
-            </w:r>
-          </w:p>
-        </w:tc>
-        <w:tc>
-          <w:tcPr>
-            <w:tcW w:type="dxa" w:w="4252"/>
-          </w:tcPr>
-          <w:p>
-            <w:pPr>
-              <w:spacing w:before="20" w:after="20"/>
-            </w:pPr>
-            <w:r>
-              <w:rPr>
-                <w:rFonts w:ascii="Aptos" w:hAnsi="Aptos"/>
-                <w:b w:val="0"/>
-                <w:i w:val="0"/>
-                <w:sz w:val="22"/>
-              </w:rPr>
             </w:r>
           </w:p>
         </w:tc>
@@ -2250,7 +2157,7 @@
         </w:tc>
         <w:tc>
           <w:tcPr>
-            <w:tcW w:type="dxa" w:w="4536"/>
+            <w:tcW w:type="dxa" w:w="8788"/>
           </w:tcPr>
           <w:p>
             <w:pPr>
@@ -2264,24 +2171,6 @@
                 <w:sz w:val="22"/>
               </w:rPr>
               <w:t>Persystencja danych: volumes zarządzane, bind mounts, tmpfs. Cykl życia voluminów. Współdzielenie danych między kontenerami. Backup i przywracanie danych.</w:t>
-            </w:r>
-          </w:p>
-        </w:tc>
-        <w:tc>
-          <w:tcPr>
-            <w:tcW w:type="dxa" w:w="4252"/>
-          </w:tcPr>
-          <w:p>
-            <w:pPr>
-              <w:spacing w:before="20" w:after="20"/>
-            </w:pPr>
-            <w:r>
-              <w:rPr>
-                <w:rFonts w:ascii="Aptos" w:hAnsi="Aptos"/>
-                <w:b w:val="0"/>
-                <w:i w:val="0"/>
-                <w:sz w:val="22"/>
-              </w:rPr>
             </w:r>
           </w:p>
         </w:tc>
@@ -2308,7 +2197,7 @@
         </w:tc>
         <w:tc>
           <w:tcPr>
-            <w:tcW w:type="dxa" w:w="4536"/>
+            <w:tcW w:type="dxa" w:w="8788"/>
           </w:tcPr>
           <w:p>
             <w:pPr>
@@ -2322,24 +2211,6 @@
                 <w:sz w:val="22"/>
               </w:rPr>
               <w:t>Docker Compose – definiowanie środowisk wielousługowych. Składnia pliku docker-compose.yml: services, networks, volumes, environment, depends_on, healthcheck. Polecenia compose up/down/logs/exec.</w:t>
-            </w:r>
-          </w:p>
-        </w:tc>
-        <w:tc>
-          <w:tcPr>
-            <w:tcW w:type="dxa" w:w="4252"/>
-          </w:tcPr>
-          <w:p>
-            <w:pPr>
-              <w:spacing w:before="20" w:after="20"/>
-            </w:pPr>
-            <w:r>
-              <w:rPr>
-                <w:rFonts w:ascii="Aptos" w:hAnsi="Aptos"/>
-                <w:b w:val="0"/>
-                <w:i w:val="0"/>
-                <w:sz w:val="22"/>
-              </w:rPr>
             </w:r>
           </w:p>
         </w:tc>
@@ -2366,7 +2237,7 @@
         </w:tc>
         <w:tc>
           <w:tcPr>
-            <w:tcW w:type="dxa" w:w="4536"/>
+            <w:tcW w:type="dxa" w:w="8788"/>
           </w:tcPr>
           <w:p>
             <w:pPr>
@@ -2380,24 +2251,6 @@
                 <w:sz w:val="22"/>
               </w:rPr>
               <w:t>Zaawansowane Docker Compose: profile, rozszerzenia YAML (anchors), override files, skalowanie usług. Środowiska developerskie vs. produkcyjne.</w:t>
-            </w:r>
-          </w:p>
-        </w:tc>
-        <w:tc>
-          <w:tcPr>
-            <w:tcW w:type="dxa" w:w="4252"/>
-          </w:tcPr>
-          <w:p>
-            <w:pPr>
-              <w:spacing w:before="20" w:after="20"/>
-            </w:pPr>
-            <w:r>
-              <w:rPr>
-                <w:rFonts w:ascii="Aptos" w:hAnsi="Aptos"/>
-                <w:b w:val="0"/>
-                <w:i w:val="0"/>
-                <w:sz w:val="22"/>
-              </w:rPr>
             </w:r>
           </w:p>
         </w:tc>
@@ -2424,7 +2277,7 @@
         </w:tc>
         <w:tc>
           <w:tcPr>
-            <w:tcW w:type="dxa" w:w="4536"/>
+            <w:tcW w:type="dxa" w:w="8788"/>
           </w:tcPr>
           <w:p>
             <w:pPr>
@@ -2438,24 +2291,6 @@
                 <w:sz w:val="22"/>
               </w:rPr>
               <w:t>Wprowadzenie do orkiestracji kontenerów. Architektura Kubernetes: control plane (API Server, etcd, Scheduler, Controller Manager) i węzły robocze (kubelet, kube-proxy). Instalacja lokalna: Minikube, k3s.</w:t>
-            </w:r>
-          </w:p>
-        </w:tc>
-        <w:tc>
-          <w:tcPr>
-            <w:tcW w:type="dxa" w:w="4252"/>
-          </w:tcPr>
-          <w:p>
-            <w:pPr>
-              <w:spacing w:before="20" w:after="20"/>
-            </w:pPr>
-            <w:r>
-              <w:rPr>
-                <w:rFonts w:ascii="Aptos" w:hAnsi="Aptos"/>
-                <w:b w:val="0"/>
-                <w:i w:val="0"/>
-                <w:sz w:val="22"/>
-              </w:rPr>
             </w:r>
           </w:p>
         </w:tc>
@@ -2482,7 +2317,7 @@
         </w:tc>
         <w:tc>
           <w:tcPr>
-            <w:tcW w:type="dxa" w:w="4536"/>
+            <w:tcW w:type="dxa" w:w="8788"/>
           </w:tcPr>
           <w:p>
             <w:pPr>
@@ -2496,24 +2331,6 @@
                 <w:sz w:val="22"/>
               </w:rPr>
               <w:t>Podstawowe obiekty Kubernetes: Pod, ReplicaSet, Deployment. Manifesty YAML. Kubectl: get, describe, apply, delete, logs, exec. Namespaces.</w:t>
-            </w:r>
-          </w:p>
-        </w:tc>
-        <w:tc>
-          <w:tcPr>
-            <w:tcW w:type="dxa" w:w="4252"/>
-          </w:tcPr>
-          <w:p>
-            <w:pPr>
-              <w:spacing w:before="20" w:after="20"/>
-            </w:pPr>
-            <w:r>
-              <w:rPr>
-                <w:rFonts w:ascii="Aptos" w:hAnsi="Aptos"/>
-                <w:b w:val="0"/>
-                <w:i w:val="0"/>
-                <w:sz w:val="22"/>
-              </w:rPr>
             </w:r>
           </w:p>
         </w:tc>
@@ -2540,7 +2357,7 @@
         </w:tc>
         <w:tc>
           <w:tcPr>
-            <w:tcW w:type="dxa" w:w="4536"/>
+            <w:tcW w:type="dxa" w:w="8788"/>
           </w:tcPr>
           <w:p>
             <w:pPr>
@@ -2554,24 +2371,6 @@
                 <w:sz w:val="22"/>
               </w:rPr>
               <w:t>Serwisy Kubernetes: ClusterIP, NodePort, LoadBalancer, ExternalName. Ingress i Ingress Controller (NGINX). Eksponowanie aplikacji na zewnątrz klastra.</w:t>
-            </w:r>
-          </w:p>
-        </w:tc>
-        <w:tc>
-          <w:tcPr>
-            <w:tcW w:type="dxa" w:w="4252"/>
-          </w:tcPr>
-          <w:p>
-            <w:pPr>
-              <w:spacing w:before="20" w:after="20"/>
-            </w:pPr>
-            <w:r>
-              <w:rPr>
-                <w:rFonts w:ascii="Aptos" w:hAnsi="Aptos"/>
-                <w:b w:val="0"/>
-                <w:i w:val="0"/>
-                <w:sz w:val="22"/>
-              </w:rPr>
             </w:r>
           </w:p>
         </w:tc>
@@ -2598,7 +2397,7 @@
         </w:tc>
         <w:tc>
           <w:tcPr>
-            <w:tcW w:type="dxa" w:w="4536"/>
+            <w:tcW w:type="dxa" w:w="8788"/>
           </w:tcPr>
           <w:p>
             <w:pPr>
@@ -2612,24 +2411,6 @@
                 <w:sz w:val="22"/>
               </w:rPr>
               <w:t>Konfiguracja i sekrety w Kubernetes: ConfigMap, Secret (Opaque, TLS, docker-registry). Przekazywanie konfiguracji do podów przez zmienne środowiskowe i woluminy.</w:t>
-            </w:r>
-          </w:p>
-        </w:tc>
-        <w:tc>
-          <w:tcPr>
-            <w:tcW w:type="dxa" w:w="4252"/>
-          </w:tcPr>
-          <w:p>
-            <w:pPr>
-              <w:spacing w:before="20" w:after="20"/>
-            </w:pPr>
-            <w:r>
-              <w:rPr>
-                <w:rFonts w:ascii="Aptos" w:hAnsi="Aptos"/>
-                <w:b w:val="0"/>
-                <w:i w:val="0"/>
-                <w:sz w:val="22"/>
-              </w:rPr>
             </w:r>
           </w:p>
         </w:tc>
@@ -2656,7 +2437,7 @@
         </w:tc>
         <w:tc>
           <w:tcPr>
-            <w:tcW w:type="dxa" w:w="4536"/>
+            <w:tcW w:type="dxa" w:w="8788"/>
           </w:tcPr>
           <w:p>
             <w:pPr>
@@ -2670,24 +2451,6 @@
                 <w:sz w:val="22"/>
               </w:rPr>
               <w:t>Persystencja w Kubernetes: PersistentVolume (PV), PersistentVolumeClaim (PVC), StorageClass. StatefulSet vs. Deployment dla aplikacji stanowych.</w:t>
-            </w:r>
-          </w:p>
-        </w:tc>
-        <w:tc>
-          <w:tcPr>
-            <w:tcW w:type="dxa" w:w="4252"/>
-          </w:tcPr>
-          <w:p>
-            <w:pPr>
-              <w:spacing w:before="20" w:after="20"/>
-            </w:pPr>
-            <w:r>
-              <w:rPr>
-                <w:rFonts w:ascii="Aptos" w:hAnsi="Aptos"/>
-                <w:b w:val="0"/>
-                <w:i w:val="0"/>
-                <w:sz w:val="22"/>
-              </w:rPr>
             </w:r>
           </w:p>
         </w:tc>
@@ -2714,7 +2477,7 @@
         </w:tc>
         <w:tc>
           <w:tcPr>
-            <w:tcW w:type="dxa" w:w="4536"/>
+            <w:tcW w:type="dxa" w:w="8788"/>
           </w:tcPr>
           <w:p>
             <w:pPr>
@@ -2728,24 +2491,6 @@
                 <w:sz w:val="22"/>
               </w:rPr>
               <w:t>Skalowanie i aktualizacje: Horizontal Pod Autoscaler (HPA), resource requests i limits, rolling update, rollback, PodDisruptionBudget. Podstawy Vertical Pod Autoscaler.</w:t>
-            </w:r>
-          </w:p>
-        </w:tc>
-        <w:tc>
-          <w:tcPr>
-            <w:tcW w:type="dxa" w:w="4252"/>
-          </w:tcPr>
-          <w:p>
-            <w:pPr>
-              <w:spacing w:before="20" w:after="20"/>
-            </w:pPr>
-            <w:r>
-              <w:rPr>
-                <w:rFonts w:ascii="Aptos" w:hAnsi="Aptos"/>
-                <w:b w:val="0"/>
-                <w:i w:val="0"/>
-                <w:sz w:val="22"/>
-              </w:rPr>
             </w:r>
           </w:p>
         </w:tc>
@@ -2772,7 +2517,7 @@
         </w:tc>
         <w:tc>
           <w:tcPr>
-            <w:tcW w:type="dxa" w:w="4536"/>
+            <w:tcW w:type="dxa" w:w="8788"/>
           </w:tcPr>
           <w:p>
             <w:pPr>
@@ -2786,24 +2531,6 @@
                 <w:sz w:val="22"/>
               </w:rPr>
               <w:t>Bezpieczeństwo kontenerów i klastra: zasada najmniejszych uprawnień, SecurityContext, NetworkPolicy, RBAC (Role, ClusterRole, RoleBinding), zarządzanie sekretami z Vault.</w:t>
-            </w:r>
-          </w:p>
-        </w:tc>
-        <w:tc>
-          <w:tcPr>
-            <w:tcW w:type="dxa" w:w="4252"/>
-          </w:tcPr>
-          <w:p>
-            <w:pPr>
-              <w:spacing w:before="20" w:after="20"/>
-            </w:pPr>
-            <w:r>
-              <w:rPr>
-                <w:rFonts w:ascii="Aptos" w:hAnsi="Aptos"/>
-                <w:b w:val="0"/>
-                <w:i w:val="0"/>
-                <w:sz w:val="22"/>
-              </w:rPr>
             </w:r>
           </w:p>
         </w:tc>
@@ -2830,7 +2557,7 @@
         </w:tc>
         <w:tc>
           <w:tcPr>
-            <w:tcW w:type="dxa" w:w="4536"/>
+            <w:tcW w:type="dxa" w:w="8788"/>
           </w:tcPr>
           <w:p>
             <w:pPr>
@@ -2844,24 +2571,6 @@
                 <w:sz w:val="22"/>
               </w:rPr>
               <w:t>CI/CD w ekosystemie kontenerowym: budowanie i publikowanie obrazów w GitHub Actions / GitLab CI. Strategie wdrożeń: rolling, blue-green, canary. Helm – pakietowanie i wdrażanie aplikacji. Przegląd usług zarządzanych: AWS ECS/EKS, GCP GKE, Azure AKS.</w:t>
-            </w:r>
-          </w:p>
-        </w:tc>
-        <w:tc>
-          <w:tcPr>
-            <w:tcW w:type="dxa" w:w="4252"/>
-          </w:tcPr>
-          <w:p>
-            <w:pPr>
-              <w:spacing w:before="20" w:after="20"/>
-            </w:pPr>
-            <w:r>
-              <w:rPr>
-                <w:rFonts w:ascii="Aptos" w:hAnsi="Aptos"/>
-                <w:b w:val="0"/>
-                <w:i w:val="0"/>
-                <w:sz w:val="22"/>
-              </w:rPr>
             </w:r>
           </w:p>
         </w:tc>

--- a/public/assets/files/niestacjonarne/KSI.docx
+++ b/public/assets/files/niestacjonarne/KSI.docx
@@ -1393,7 +1393,7 @@
                 <w:rFonts w:ascii="Aptos" w:hAnsi="Aptos"/>
                 <w:sz w:val="22"/>
               </w:rPr>
-              <w:t>☑ Nieoceniany</w:t>
+              <w:t>☐ Nieoceniany</w:t>
             </w:r>
           </w:p>
           <w:p>
@@ -1429,7 +1429,7 @@
                 <w:rFonts w:ascii="Aptos" w:hAnsi="Aptos"/>
                 <w:sz w:val="22"/>
               </w:rPr>
-              <w:t>☐ Egzamin</w:t>
+              <w:t>☑ Egzamin</w:t>
             </w:r>
           </w:p>
         </w:tc>
